--- a/Meter Firmware_TSR_R64_v1.0.docx
+++ b/Meter Firmware_TSR_R64_v1.0.docx
@@ -59,7 +59,25 @@
           <w:sz w:val="48"/>
           <w:szCs w:val="48"/>
         </w:rPr>
-        <w:t>S00261-08.02.R64</w:t>
+        <w:t>S00261-08.</w:t>
+      </w:r>
+      <w:proofErr w:type="gramStart"/>
+      <w:r>
+        <w:rPr>
+          <w:color w:val="auto"/>
+          <w:sz w:val="48"/>
+          <w:szCs w:val="48"/>
+        </w:rPr>
+        <w:t>02.R</w:t>
+      </w:r>
+      <w:proofErr w:type="gramEnd"/>
+      <w:r>
+        <w:rPr>
+          <w:color w:val="auto"/>
+          <w:sz w:val="48"/>
+          <w:szCs w:val="48"/>
+        </w:rPr>
+        <w:t>64</w:t>
       </w:r>
       <w:r>
         <w:rPr>
@@ -504,7 +522,6 @@
         <w:tc>
           <w:tcPr>
             <w:tcW w:w="3027" w:type="dxa"/>
-            <w:shd w:val="clear" w:color="auto" w:fill="auto"/>
             <w:vAlign w:val="center"/>
           </w:tcPr>
           <w:p>
@@ -527,7 +544,6 @@
         <w:tc>
           <w:tcPr>
             <w:tcW w:w="3452" w:type="dxa"/>
-            <w:shd w:val="clear" w:color="auto" w:fill="auto"/>
             <w:vAlign w:val="center"/>
           </w:tcPr>
           <w:p>
@@ -550,7 +566,6 @@
         <w:tc>
           <w:tcPr>
             <w:tcW w:w="1672" w:type="dxa"/>
-            <w:shd w:val="clear" w:color="auto" w:fill="auto"/>
             <w:vAlign w:val="center"/>
           </w:tcPr>
           <w:p>
@@ -573,7 +588,6 @@
         <w:tc>
           <w:tcPr>
             <w:tcW w:w="1385" w:type="dxa"/>
-            <w:shd w:val="clear" w:color="auto" w:fill="auto"/>
             <w:vAlign w:val="center"/>
           </w:tcPr>
           <w:p>
@@ -601,7 +615,6 @@
         <w:tc>
           <w:tcPr>
             <w:tcW w:w="3027" w:type="dxa"/>
-            <w:shd w:val="clear" w:color="auto" w:fill="auto"/>
             <w:vAlign w:val="center"/>
           </w:tcPr>
           <w:p>
@@ -634,7 +647,6 @@
         <w:tc>
           <w:tcPr>
             <w:tcW w:w="3452" w:type="dxa"/>
-            <w:shd w:val="clear" w:color="auto" w:fill="auto"/>
             <w:vAlign w:val="center"/>
           </w:tcPr>
           <w:p>
@@ -659,7 +671,6 @@
         <w:tc>
           <w:tcPr>
             <w:tcW w:w="1672" w:type="dxa"/>
-            <w:shd w:val="clear" w:color="auto" w:fill="auto"/>
             <w:vAlign w:val="center"/>
           </w:tcPr>
           <w:p>
@@ -675,7 +686,6 @@
         <w:tc>
           <w:tcPr>
             <w:tcW w:w="1385" w:type="dxa"/>
-            <w:shd w:val="clear" w:color="auto" w:fill="auto"/>
             <w:vAlign w:val="center"/>
           </w:tcPr>
           <w:p>
@@ -696,7 +706,6 @@
         <w:tc>
           <w:tcPr>
             <w:tcW w:w="3027" w:type="dxa"/>
-            <w:shd w:val="clear" w:color="auto" w:fill="auto"/>
             <w:vAlign w:val="center"/>
           </w:tcPr>
           <w:p>
@@ -729,7 +738,6 @@
         <w:tc>
           <w:tcPr>
             <w:tcW w:w="3452" w:type="dxa"/>
-            <w:shd w:val="clear" w:color="auto" w:fill="auto"/>
             <w:vAlign w:val="center"/>
           </w:tcPr>
           <w:p>
@@ -754,7 +762,6 @@
         <w:tc>
           <w:tcPr>
             <w:tcW w:w="1672" w:type="dxa"/>
-            <w:shd w:val="clear" w:color="auto" w:fill="auto"/>
             <w:vAlign w:val="center"/>
           </w:tcPr>
           <w:p>
@@ -770,7 +777,6 @@
         <w:tc>
           <w:tcPr>
             <w:tcW w:w="1385" w:type="dxa"/>
-            <w:shd w:val="clear" w:color="auto" w:fill="auto"/>
             <w:vAlign w:val="center"/>
           </w:tcPr>
           <w:p>
@@ -791,7 +797,6 @@
         <w:tc>
           <w:tcPr>
             <w:tcW w:w="3027" w:type="dxa"/>
-            <w:shd w:val="clear" w:color="auto" w:fill="auto"/>
             <w:vAlign w:val="center"/>
           </w:tcPr>
           <w:p>
@@ -832,7 +837,6 @@
         <w:tc>
           <w:tcPr>
             <w:tcW w:w="3452" w:type="dxa"/>
-            <w:shd w:val="clear" w:color="auto" w:fill="auto"/>
             <w:vAlign w:val="center"/>
           </w:tcPr>
           <w:p>
@@ -857,7 +861,6 @@
         <w:tc>
           <w:tcPr>
             <w:tcW w:w="1672" w:type="dxa"/>
-            <w:shd w:val="clear" w:color="auto" w:fill="auto"/>
             <w:vAlign w:val="center"/>
           </w:tcPr>
           <w:p>
@@ -893,10 +896,10 @@
                   <v:path o:extrusionok="f" gradientshapeok="t" o:connecttype="rect"/>
                   <o:lock v:ext="edit" aspectratio="t"/>
                 </v:shapetype>
-                <v:shape id="_x0000_i1025" type="#_x0000_t75" style="width:77pt;height:50.1pt" o:ole="">
+                <v:shape id="_x0000_i1025" type="#_x0000_t75" style="width:76.75pt;height:50.25pt" o:ole="">
                   <v:imagedata r:id="rId12" o:title=""/>
                 </v:shape>
-                <o:OLEObject Type="Embed" ProgID="Package" ShapeID="_x0000_i1025" DrawAspect="Icon" ObjectID="_1821525416" r:id="rId13"/>
+                <o:OLEObject Type="Embed" ProgID="Package" ShapeID="_x0000_i1025" DrawAspect="Icon" ObjectID="_1838360403" r:id="rId13"/>
               </w:object>
             </w:r>
           </w:p>
@@ -904,7 +907,6 @@
         <w:tc>
           <w:tcPr>
             <w:tcW w:w="1385" w:type="dxa"/>
-            <w:shd w:val="clear" w:color="auto" w:fill="auto"/>
             <w:vAlign w:val="center"/>
           </w:tcPr>
           <w:p>
@@ -932,7 +934,6 @@
         <w:tc>
           <w:tcPr>
             <w:tcW w:w="3027" w:type="dxa"/>
-            <w:shd w:val="clear" w:color="auto" w:fill="auto"/>
             <w:vAlign w:val="center"/>
           </w:tcPr>
           <w:p>
@@ -973,7 +974,6 @@
         <w:tc>
           <w:tcPr>
             <w:tcW w:w="3452" w:type="dxa"/>
-            <w:shd w:val="clear" w:color="auto" w:fill="auto"/>
             <w:vAlign w:val="center"/>
           </w:tcPr>
           <w:p>
@@ -998,7 +998,6 @@
         <w:tc>
           <w:tcPr>
             <w:tcW w:w="1672" w:type="dxa"/>
-            <w:shd w:val="clear" w:color="auto" w:fill="auto"/>
             <w:vAlign w:val="center"/>
           </w:tcPr>
           <w:p>
@@ -1015,10 +1014,10 @@
                 <w:szCs w:val="16"/>
               </w:rPr>
               <w:object w:dxaOrig="1543" w:dyaOrig="998" w14:anchorId="3DE36276">
-                <v:shape id="_x0000_i1026" type="#_x0000_t75" style="width:77pt;height:50.1pt" o:ole="">
+                <v:shape id="_x0000_i1026" type="#_x0000_t75" style="width:76.75pt;height:50.25pt" o:ole="">
                   <v:imagedata r:id="rId14" o:title=""/>
                 </v:shape>
-                <o:OLEObject Type="Embed" ProgID="Package" ShapeID="_x0000_i1026" DrawAspect="Icon" ObjectID="_1821525417" r:id="rId15"/>
+                <o:OLEObject Type="Embed" ProgID="Package" ShapeID="_x0000_i1026" DrawAspect="Icon" ObjectID="_1838360404" r:id="rId15"/>
               </w:object>
             </w:r>
           </w:p>
@@ -1026,7 +1025,6 @@
         <w:tc>
           <w:tcPr>
             <w:tcW w:w="1385" w:type="dxa"/>
-            <w:shd w:val="clear" w:color="auto" w:fill="auto"/>
             <w:vAlign w:val="center"/>
           </w:tcPr>
           <w:p>
@@ -1054,7 +1052,6 @@
         <w:tc>
           <w:tcPr>
             <w:tcW w:w="3027" w:type="dxa"/>
-            <w:shd w:val="clear" w:color="auto" w:fill="auto"/>
             <w:vAlign w:val="center"/>
           </w:tcPr>
           <w:p>
@@ -1079,7 +1076,6 @@
         <w:tc>
           <w:tcPr>
             <w:tcW w:w="3452" w:type="dxa"/>
-            <w:shd w:val="clear" w:color="auto" w:fill="auto"/>
             <w:vAlign w:val="center"/>
           </w:tcPr>
           <w:p>
@@ -1104,7 +1100,6 @@
         <w:tc>
           <w:tcPr>
             <w:tcW w:w="1672" w:type="dxa"/>
-            <w:shd w:val="clear" w:color="auto" w:fill="auto"/>
             <w:vAlign w:val="center"/>
           </w:tcPr>
           <w:p>
@@ -1121,10 +1116,10 @@
                 <w:szCs w:val="16"/>
               </w:rPr>
               <w:object w:dxaOrig="1543" w:dyaOrig="998" w14:anchorId="1A4B3B6E">
-                <v:shape id="_x0000_i1027" type="#_x0000_t75" style="width:77pt;height:50.1pt" o:ole="">
+                <v:shape id="_x0000_i1027" type="#_x0000_t75" style="width:76.75pt;height:50.25pt" o:ole="">
                   <v:imagedata r:id="rId16" o:title=""/>
                 </v:shape>
-                <o:OLEObject Type="Embed" ProgID="Package" ShapeID="_x0000_i1027" DrawAspect="Icon" ObjectID="_1821525418" r:id="rId17"/>
+                <o:OLEObject Type="Embed" ProgID="Package" ShapeID="_x0000_i1027" DrawAspect="Icon" ObjectID="_1838360405" r:id="rId17"/>
               </w:object>
             </w:r>
           </w:p>
@@ -1132,7 +1127,6 @@
         <w:tc>
           <w:tcPr>
             <w:tcW w:w="1385" w:type="dxa"/>
-            <w:shd w:val="clear" w:color="auto" w:fill="auto"/>
             <w:vAlign w:val="center"/>
           </w:tcPr>
           <w:p>
@@ -1160,7 +1154,6 @@
         <w:tc>
           <w:tcPr>
             <w:tcW w:w="3027" w:type="dxa"/>
-            <w:shd w:val="clear" w:color="auto" w:fill="auto"/>
             <w:vAlign w:val="center"/>
           </w:tcPr>
           <w:p>
@@ -1185,7 +1178,6 @@
         <w:tc>
           <w:tcPr>
             <w:tcW w:w="3452" w:type="dxa"/>
-            <w:shd w:val="clear" w:color="auto" w:fill="auto"/>
             <w:vAlign w:val="center"/>
           </w:tcPr>
           <w:p>
@@ -1210,7 +1202,6 @@
         <w:tc>
           <w:tcPr>
             <w:tcW w:w="1672" w:type="dxa"/>
-            <w:shd w:val="clear" w:color="auto" w:fill="auto"/>
             <w:vAlign w:val="center"/>
           </w:tcPr>
           <w:p>
@@ -1227,10 +1218,10 @@
                 <w:szCs w:val="16"/>
               </w:rPr>
               <w:object w:dxaOrig="1543" w:dyaOrig="998" w14:anchorId="622C4578">
-                <v:shape id="_x0000_i1028" type="#_x0000_t75" style="width:77pt;height:50.1pt" o:ole="">
+                <v:shape id="_x0000_i1028" type="#_x0000_t75" style="width:76.75pt;height:50.25pt" o:ole="">
                   <v:imagedata r:id="rId18" o:title=""/>
                 </v:shape>
-                <o:OLEObject Type="Embed" ProgID="Package" ShapeID="_x0000_i1028" DrawAspect="Icon" ObjectID="_1821525419" r:id="rId19"/>
+                <o:OLEObject Type="Embed" ProgID="Package" ShapeID="_x0000_i1028" DrawAspect="Icon" ObjectID="_1838360406" r:id="rId19"/>
               </w:object>
             </w:r>
           </w:p>
@@ -1238,7 +1229,6 @@
         <w:tc>
           <w:tcPr>
             <w:tcW w:w="1385" w:type="dxa"/>
-            <w:shd w:val="clear" w:color="auto" w:fill="auto"/>
             <w:vAlign w:val="center"/>
           </w:tcPr>
           <w:p>
@@ -1313,7 +1303,15 @@
       </w:r>
       <w:proofErr w:type="gramEnd"/>
       <w:r>
-        <w:t>64 and S00261-08.02.R64</w:t>
+        <w:t>64 and S00261-08.</w:t>
+      </w:r>
+      <w:proofErr w:type="gramStart"/>
+      <w:r>
+        <w:t>02.R</w:t>
+      </w:r>
+      <w:proofErr w:type="gramEnd"/>
+      <w:r>
+        <w:t>64</w:t>
       </w:r>
       <w:r>
         <w:t>)</w:t>
@@ -1350,7 +1348,15 @@
       </w:r>
       <w:proofErr w:type="gramEnd"/>
       <w:r>
-        <w:t xml:space="preserve"> a view of the issues raised during testing and actions for any unresolved  defects at the time the testing was completed.  This document will be used as an approval point prior to Deployment.</w:t>
+        <w:t xml:space="preserve"> a view of the issues raised during testing and actions for any </w:t>
+      </w:r>
+      <w:proofErr w:type="gramStart"/>
+      <w:r>
+        <w:t>unresolved  defects</w:t>
+      </w:r>
+      <w:proofErr w:type="gramEnd"/>
+      <w:r>
+        <w:t xml:space="preserve"> at the time the testing was completed.  This document will be used as an approval point prior to Deployment.</w:t>
       </w:r>
     </w:p>
     <w:p>
@@ -1405,7 +1411,6 @@
         <w:tc>
           <w:tcPr>
             <w:tcW w:w="6204" w:type="dxa"/>
-            <w:shd w:val="clear" w:color="auto" w:fill="auto"/>
             <w:vAlign w:val="center"/>
           </w:tcPr>
           <w:p>
@@ -1449,7 +1454,6 @@
         <w:tc>
           <w:tcPr>
             <w:tcW w:w="1451" w:type="dxa"/>
-            <w:shd w:val="clear" w:color="auto" w:fill="auto"/>
             <w:vAlign w:val="center"/>
           </w:tcPr>
           <w:p>
@@ -1474,7 +1478,6 @@
         <w:tc>
           <w:tcPr>
             <w:tcW w:w="6204" w:type="dxa"/>
-            <w:shd w:val="clear" w:color="auto" w:fill="auto"/>
             <w:vAlign w:val="center"/>
           </w:tcPr>
           <w:p>
@@ -1532,7 +1535,6 @@
         <w:tc>
           <w:tcPr>
             <w:tcW w:w="1451" w:type="dxa"/>
-            <w:shd w:val="clear" w:color="auto" w:fill="auto"/>
             <w:vAlign w:val="center"/>
           </w:tcPr>
           <w:p>
@@ -1557,7 +1559,6 @@
         <w:tc>
           <w:tcPr>
             <w:tcW w:w="6204" w:type="dxa"/>
-            <w:shd w:val="clear" w:color="auto" w:fill="auto"/>
             <w:vAlign w:val="center"/>
           </w:tcPr>
           <w:p>
@@ -1608,7 +1609,6 @@
         <w:tc>
           <w:tcPr>
             <w:tcW w:w="1451" w:type="dxa"/>
-            <w:shd w:val="clear" w:color="auto" w:fill="auto"/>
             <w:vAlign w:val="center"/>
           </w:tcPr>
           <w:p>
@@ -1683,7 +1683,6 @@
         <w:tc>
           <w:tcPr>
             <w:tcW w:w="3828" w:type="dxa"/>
-            <w:shd w:val="clear" w:color="auto" w:fill="auto"/>
             <w:vAlign w:val="center"/>
           </w:tcPr>
           <w:p>
@@ -1706,7 +1705,6 @@
         <w:tc>
           <w:tcPr>
             <w:tcW w:w="2409" w:type="dxa"/>
-            <w:shd w:val="clear" w:color="auto" w:fill="auto"/>
             <w:vAlign w:val="center"/>
           </w:tcPr>
           <w:p>
@@ -1753,7 +1751,6 @@
         <w:tc>
           <w:tcPr>
             <w:tcW w:w="3828" w:type="dxa"/>
-            <w:shd w:val="clear" w:color="auto" w:fill="auto"/>
             <w:vAlign w:val="center"/>
           </w:tcPr>
           <w:p>
@@ -1779,7 +1776,6 @@
         <w:tc>
           <w:tcPr>
             <w:tcW w:w="2409" w:type="dxa"/>
-            <w:shd w:val="clear" w:color="auto" w:fill="auto"/>
             <w:vAlign w:val="center"/>
           </w:tcPr>
           <w:p>
@@ -1822,7 +1818,6 @@
         <w:tc>
           <w:tcPr>
             <w:tcW w:w="3828" w:type="dxa"/>
-            <w:shd w:val="clear" w:color="auto" w:fill="auto"/>
             <w:vAlign w:val="center"/>
           </w:tcPr>
           <w:p>
@@ -1847,7 +1842,6 @@
         <w:tc>
           <w:tcPr>
             <w:tcW w:w="2409" w:type="dxa"/>
-            <w:shd w:val="clear" w:color="auto" w:fill="auto"/>
             <w:vAlign w:val="center"/>
           </w:tcPr>
           <w:p>
@@ -1890,7 +1884,6 @@
         <w:tc>
           <w:tcPr>
             <w:tcW w:w="3828" w:type="dxa"/>
-            <w:shd w:val="clear" w:color="auto" w:fill="auto"/>
             <w:vAlign w:val="center"/>
           </w:tcPr>
           <w:p>
@@ -1923,7 +1916,6 @@
         <w:tc>
           <w:tcPr>
             <w:tcW w:w="2409" w:type="dxa"/>
-            <w:shd w:val="clear" w:color="auto" w:fill="auto"/>
             <w:vAlign w:val="center"/>
           </w:tcPr>
           <w:p>
@@ -1966,7 +1958,6 @@
         <w:tc>
           <w:tcPr>
             <w:tcW w:w="3828" w:type="dxa"/>
-            <w:shd w:val="clear" w:color="auto" w:fill="auto"/>
             <w:vAlign w:val="center"/>
           </w:tcPr>
           <w:p>
@@ -1991,7 +1982,6 @@
         <w:tc>
           <w:tcPr>
             <w:tcW w:w="2409" w:type="dxa"/>
-            <w:shd w:val="clear" w:color="auto" w:fill="auto"/>
             <w:vAlign w:val="center"/>
           </w:tcPr>
           <w:p>
@@ -2042,7 +2032,6 @@
         <w:tc>
           <w:tcPr>
             <w:tcW w:w="3828" w:type="dxa"/>
-            <w:shd w:val="clear" w:color="auto" w:fill="auto"/>
             <w:vAlign w:val="center"/>
           </w:tcPr>
           <w:p>
@@ -2067,7 +2056,6 @@
         <w:tc>
           <w:tcPr>
             <w:tcW w:w="2409" w:type="dxa"/>
-            <w:shd w:val="clear" w:color="auto" w:fill="auto"/>
             <w:vAlign w:val="center"/>
           </w:tcPr>
           <w:p>
@@ -2110,7 +2098,6 @@
         <w:tc>
           <w:tcPr>
             <w:tcW w:w="3828" w:type="dxa"/>
-            <w:shd w:val="clear" w:color="auto" w:fill="auto"/>
             <w:vAlign w:val="center"/>
           </w:tcPr>
           <w:p>
@@ -2135,7 +2122,6 @@
         <w:tc>
           <w:tcPr>
             <w:tcW w:w="2409" w:type="dxa"/>
-            <w:shd w:val="clear" w:color="auto" w:fill="auto"/>
             <w:vAlign w:val="center"/>
           </w:tcPr>
           <w:p>
@@ -2178,7 +2164,6 @@
         <w:tc>
           <w:tcPr>
             <w:tcW w:w="3828" w:type="dxa"/>
-            <w:shd w:val="clear" w:color="auto" w:fill="auto"/>
             <w:vAlign w:val="center"/>
           </w:tcPr>
           <w:p>
@@ -2203,7 +2188,6 @@
         <w:tc>
           <w:tcPr>
             <w:tcW w:w="2409" w:type="dxa"/>
-            <w:shd w:val="clear" w:color="auto" w:fill="auto"/>
             <w:vAlign w:val="center"/>
           </w:tcPr>
           <w:p>
@@ -2270,7 +2254,6 @@
         <w:tc>
           <w:tcPr>
             <w:tcW w:w="3828" w:type="dxa"/>
-            <w:shd w:val="clear" w:color="auto" w:fill="auto"/>
             <w:vAlign w:val="center"/>
           </w:tcPr>
           <w:p>
@@ -2295,7 +2278,6 @@
         <w:tc>
           <w:tcPr>
             <w:tcW w:w="2409" w:type="dxa"/>
-            <w:shd w:val="clear" w:color="auto" w:fill="auto"/>
             <w:vAlign w:val="center"/>
           </w:tcPr>
           <w:p>
@@ -2354,7 +2336,6 @@
         <w:tc>
           <w:tcPr>
             <w:tcW w:w="3828" w:type="dxa"/>
-            <w:shd w:val="clear" w:color="auto" w:fill="auto"/>
             <w:vAlign w:val="center"/>
           </w:tcPr>
           <w:p>
@@ -2379,7 +2360,6 @@
         <w:tc>
           <w:tcPr>
             <w:tcW w:w="2409" w:type="dxa"/>
-            <w:shd w:val="clear" w:color="auto" w:fill="auto"/>
             <w:vAlign w:val="center"/>
           </w:tcPr>
           <w:p>
@@ -5908,7 +5888,15 @@
         <w:t xml:space="preserve"> and </w:t>
       </w:r>
       <w:r>
-        <w:t>S00244-08.02.R64</w:t>
+        <w:t>S00244-08.</w:t>
+      </w:r>
+      <w:proofErr w:type="gramStart"/>
+      <w:r>
+        <w:t>02.R</w:t>
+      </w:r>
+      <w:proofErr w:type="gramEnd"/>
+      <w:r>
+        <w:t>64</w:t>
       </w:r>
       <w:r>
         <w:t xml:space="preserve"> was</w:t>
@@ -6558,7 +6546,6 @@
               <w:bottom w:val="single" w:sz="8" w:space="0" w:color="31849B"/>
               <w:right w:val="single" w:sz="8" w:space="0" w:color="31849B"/>
             </w:tcBorders>
-            <w:shd w:val="clear" w:color="auto" w:fill="auto"/>
             <w:noWrap/>
             <w:vAlign w:val="center"/>
             <w:hideMark/>
@@ -6595,7 +6582,6 @@
               <w:bottom w:val="single" w:sz="8" w:space="0" w:color="31849B"/>
               <w:right w:val="single" w:sz="8" w:space="0" w:color="31849B"/>
             </w:tcBorders>
-            <w:shd w:val="clear" w:color="auto" w:fill="auto"/>
             <w:noWrap/>
             <w:vAlign w:val="center"/>
             <w:hideMark/>
@@ -6632,7 +6618,6 @@
               <w:bottom w:val="single" w:sz="8" w:space="0" w:color="31849B"/>
               <w:right w:val="single" w:sz="8" w:space="0" w:color="31849B"/>
             </w:tcBorders>
-            <w:shd w:val="clear" w:color="auto" w:fill="auto"/>
             <w:noWrap/>
             <w:vAlign w:val="center"/>
             <w:hideMark/>
@@ -6669,7 +6654,6 @@
               <w:bottom w:val="single" w:sz="8" w:space="0" w:color="31849B"/>
               <w:right w:val="single" w:sz="8" w:space="0" w:color="31849B"/>
             </w:tcBorders>
-            <w:shd w:val="clear" w:color="auto" w:fill="auto"/>
             <w:vAlign w:val="center"/>
             <w:hideMark/>
           </w:tcPr>
@@ -6705,7 +6689,6 @@
               <w:bottom w:val="single" w:sz="8" w:space="0" w:color="31849B"/>
               <w:right w:val="single" w:sz="8" w:space="0" w:color="31849B"/>
             </w:tcBorders>
-            <w:shd w:val="clear" w:color="auto" w:fill="auto"/>
             <w:vAlign w:val="center"/>
             <w:hideMark/>
           </w:tcPr>
@@ -6746,7 +6729,6 @@
               <w:bottom w:val="single" w:sz="8" w:space="0" w:color="31849B"/>
               <w:right w:val="single" w:sz="8" w:space="0" w:color="31849B"/>
             </w:tcBorders>
-            <w:shd w:val="clear" w:color="auto" w:fill="auto"/>
             <w:noWrap/>
             <w:vAlign w:val="center"/>
           </w:tcPr>
@@ -6797,7 +6779,6 @@
               <w:bottom w:val="single" w:sz="8" w:space="0" w:color="31849B"/>
               <w:right w:val="single" w:sz="8" w:space="0" w:color="31849B"/>
             </w:tcBorders>
-            <w:shd w:val="clear" w:color="auto" w:fill="auto"/>
             <w:vAlign w:val="center"/>
           </w:tcPr>
           <w:p>
@@ -6829,7 +6810,6 @@
               <w:bottom w:val="single" w:sz="8" w:space="0" w:color="31849B"/>
               <w:right w:val="single" w:sz="8" w:space="0" w:color="31849B"/>
             </w:tcBorders>
-            <w:shd w:val="clear" w:color="auto" w:fill="auto"/>
             <w:noWrap/>
             <w:vAlign w:val="center"/>
           </w:tcPr>
@@ -6882,7 +6862,6 @@
               <w:bottom w:val="single" w:sz="8" w:space="0" w:color="31849B"/>
               <w:right w:val="single" w:sz="8" w:space="0" w:color="31849B"/>
             </w:tcBorders>
-            <w:shd w:val="clear" w:color="auto" w:fill="auto"/>
             <w:vAlign w:val="center"/>
           </w:tcPr>
           <w:p>
@@ -6923,7 +6902,6 @@
               <w:bottom w:val="single" w:sz="8" w:space="0" w:color="31849B"/>
               <w:right w:val="single" w:sz="8" w:space="0" w:color="31849B"/>
             </w:tcBorders>
-            <w:shd w:val="clear" w:color="auto" w:fill="auto"/>
             <w:vAlign w:val="center"/>
           </w:tcPr>
           <w:p>
@@ -6960,7 +6938,6 @@
               <w:bottom w:val="single" w:sz="8" w:space="0" w:color="31849B"/>
               <w:right w:val="single" w:sz="8" w:space="0" w:color="31849B"/>
             </w:tcBorders>
-            <w:shd w:val="clear" w:color="auto" w:fill="auto"/>
             <w:noWrap/>
             <w:vAlign w:val="center"/>
           </w:tcPr>
@@ -6993,7 +6970,6 @@
               <w:bottom w:val="single" w:sz="8" w:space="0" w:color="31849B"/>
               <w:right w:val="single" w:sz="8" w:space="0" w:color="31849B"/>
             </w:tcBorders>
-            <w:shd w:val="clear" w:color="auto" w:fill="auto"/>
             <w:vAlign w:val="center"/>
           </w:tcPr>
           <w:p>
@@ -7025,7 +7001,6 @@
               <w:bottom w:val="single" w:sz="8" w:space="0" w:color="31849B"/>
               <w:right w:val="single" w:sz="8" w:space="0" w:color="31849B"/>
             </w:tcBorders>
-            <w:shd w:val="clear" w:color="auto" w:fill="auto"/>
             <w:noWrap/>
             <w:vAlign w:val="center"/>
           </w:tcPr>
@@ -7078,7 +7053,6 @@
               <w:bottom w:val="single" w:sz="8" w:space="0" w:color="31849B"/>
               <w:right w:val="single" w:sz="8" w:space="0" w:color="31849B"/>
             </w:tcBorders>
-            <w:shd w:val="clear" w:color="auto" w:fill="auto"/>
             <w:vAlign w:val="center"/>
           </w:tcPr>
           <w:p>
@@ -7128,7 +7102,6 @@
               <w:bottom w:val="single" w:sz="8" w:space="0" w:color="31849B"/>
               <w:right w:val="single" w:sz="8" w:space="0" w:color="31849B"/>
             </w:tcBorders>
-            <w:shd w:val="clear" w:color="auto" w:fill="auto"/>
             <w:vAlign w:val="center"/>
           </w:tcPr>
           <w:p>
@@ -7165,7 +7138,6 @@
               <w:bottom w:val="single" w:sz="8" w:space="0" w:color="31849B"/>
               <w:right w:val="single" w:sz="8" w:space="0" w:color="31849B"/>
             </w:tcBorders>
-            <w:shd w:val="clear" w:color="auto" w:fill="auto"/>
             <w:noWrap/>
             <w:vAlign w:val="center"/>
           </w:tcPr>
@@ -7198,7 +7170,6 @@
               <w:bottom w:val="single" w:sz="8" w:space="0" w:color="31849B"/>
               <w:right w:val="single" w:sz="8" w:space="0" w:color="31849B"/>
             </w:tcBorders>
-            <w:shd w:val="clear" w:color="auto" w:fill="auto"/>
             <w:vAlign w:val="center"/>
           </w:tcPr>
           <w:p>
@@ -7230,7 +7201,6 @@
               <w:bottom w:val="single" w:sz="8" w:space="0" w:color="31849B"/>
               <w:right w:val="single" w:sz="8" w:space="0" w:color="31849B"/>
             </w:tcBorders>
-            <w:shd w:val="clear" w:color="auto" w:fill="auto"/>
             <w:noWrap/>
             <w:vAlign w:val="center"/>
           </w:tcPr>
@@ -7283,7 +7253,6 @@
               <w:bottom w:val="single" w:sz="8" w:space="0" w:color="31849B"/>
               <w:right w:val="single" w:sz="8" w:space="0" w:color="31849B"/>
             </w:tcBorders>
-            <w:shd w:val="clear" w:color="auto" w:fill="auto"/>
             <w:vAlign w:val="center"/>
           </w:tcPr>
           <w:p>
@@ -7333,7 +7302,6 @@
               <w:bottom w:val="single" w:sz="8" w:space="0" w:color="31849B"/>
               <w:right w:val="single" w:sz="8" w:space="0" w:color="31849B"/>
             </w:tcBorders>
-            <w:shd w:val="clear" w:color="auto" w:fill="auto"/>
             <w:vAlign w:val="center"/>
           </w:tcPr>
           <w:p>
@@ -7370,7 +7338,6 @@
               <w:bottom w:val="single" w:sz="8" w:space="0" w:color="31849B"/>
               <w:right w:val="single" w:sz="8" w:space="0" w:color="31849B"/>
             </w:tcBorders>
-            <w:shd w:val="clear" w:color="auto" w:fill="auto"/>
             <w:noWrap/>
             <w:vAlign w:val="center"/>
           </w:tcPr>
@@ -7403,7 +7370,6 @@
               <w:bottom w:val="single" w:sz="8" w:space="0" w:color="31849B"/>
               <w:right w:val="single" w:sz="8" w:space="0" w:color="31849B"/>
             </w:tcBorders>
-            <w:shd w:val="clear" w:color="auto" w:fill="auto"/>
             <w:vAlign w:val="center"/>
           </w:tcPr>
           <w:p>
@@ -7435,7 +7401,6 @@
               <w:bottom w:val="single" w:sz="8" w:space="0" w:color="31849B"/>
               <w:right w:val="single" w:sz="8" w:space="0" w:color="31849B"/>
             </w:tcBorders>
-            <w:shd w:val="clear" w:color="auto" w:fill="auto"/>
             <w:noWrap/>
             <w:vAlign w:val="center"/>
           </w:tcPr>
@@ -7488,7 +7453,6 @@
               <w:bottom w:val="single" w:sz="8" w:space="0" w:color="31849B"/>
               <w:right w:val="single" w:sz="8" w:space="0" w:color="31849B"/>
             </w:tcBorders>
-            <w:shd w:val="clear" w:color="auto" w:fill="auto"/>
             <w:vAlign w:val="center"/>
           </w:tcPr>
           <w:p>
@@ -7538,7 +7502,6 @@
               <w:bottom w:val="single" w:sz="8" w:space="0" w:color="31849B"/>
               <w:right w:val="single" w:sz="8" w:space="0" w:color="31849B"/>
             </w:tcBorders>
-            <w:shd w:val="clear" w:color="auto" w:fill="auto"/>
             <w:vAlign w:val="center"/>
           </w:tcPr>
           <w:p>
@@ -7648,7 +7611,6 @@
         <w:tc>
           <w:tcPr>
             <w:tcW w:w="1980" w:type="dxa"/>
-            <w:shd w:val="clear" w:color="auto" w:fill="auto"/>
             <w:noWrap/>
             <w:vAlign w:val="center"/>
             <w:hideMark/>
@@ -7682,7 +7644,6 @@
         <w:tc>
           <w:tcPr>
             <w:tcW w:w="3402" w:type="dxa"/>
-            <w:shd w:val="clear" w:color="auto" w:fill="auto"/>
             <w:noWrap/>
             <w:vAlign w:val="center"/>
             <w:hideMark/>
@@ -7716,7 +7677,6 @@
         <w:tc>
           <w:tcPr>
             <w:tcW w:w="2126" w:type="dxa"/>
-            <w:shd w:val="clear" w:color="auto" w:fill="auto"/>
             <w:noWrap/>
             <w:vAlign w:val="center"/>
             <w:hideMark/>
@@ -7786,7 +7746,6 @@
         <w:tc>
           <w:tcPr>
             <w:tcW w:w="1980" w:type="dxa"/>
-            <w:shd w:val="clear" w:color="auto" w:fill="auto"/>
             <w:noWrap/>
             <w:vAlign w:val="center"/>
           </w:tcPr>
@@ -7814,7 +7773,6 @@
         <w:tc>
           <w:tcPr>
             <w:tcW w:w="3402" w:type="dxa"/>
-            <w:shd w:val="clear" w:color="auto" w:fill="auto"/>
             <w:vAlign w:val="center"/>
           </w:tcPr>
           <w:p>
@@ -7841,7 +7799,6 @@
         <w:tc>
           <w:tcPr>
             <w:tcW w:w="2126" w:type="dxa"/>
-            <w:shd w:val="clear" w:color="auto" w:fill="auto"/>
             <w:noWrap/>
             <w:vAlign w:val="center"/>
           </w:tcPr>
@@ -7918,7 +7875,6 @@
         <w:tc>
           <w:tcPr>
             <w:tcW w:w="1980" w:type="dxa"/>
-            <w:shd w:val="clear" w:color="auto" w:fill="auto"/>
             <w:noWrap/>
             <w:vAlign w:val="center"/>
           </w:tcPr>
@@ -7946,7 +7902,6 @@
         <w:tc>
           <w:tcPr>
             <w:tcW w:w="3402" w:type="dxa"/>
-            <w:shd w:val="clear" w:color="auto" w:fill="auto"/>
             <w:vAlign w:val="center"/>
           </w:tcPr>
           <w:p>
@@ -7973,7 +7928,6 @@
         <w:tc>
           <w:tcPr>
             <w:tcW w:w="2126" w:type="dxa"/>
-            <w:shd w:val="clear" w:color="auto" w:fill="auto"/>
             <w:noWrap/>
             <w:vAlign w:val="center"/>
           </w:tcPr>
@@ -8050,7 +8004,6 @@
         <w:tc>
           <w:tcPr>
             <w:tcW w:w="1980" w:type="dxa"/>
-            <w:shd w:val="clear" w:color="auto" w:fill="auto"/>
             <w:noWrap/>
             <w:vAlign w:val="center"/>
           </w:tcPr>
@@ -8078,7 +8031,6 @@
         <w:tc>
           <w:tcPr>
             <w:tcW w:w="3402" w:type="dxa"/>
-            <w:shd w:val="clear" w:color="auto" w:fill="auto"/>
             <w:vAlign w:val="center"/>
           </w:tcPr>
           <w:p>
@@ -8105,7 +8057,6 @@
         <w:tc>
           <w:tcPr>
             <w:tcW w:w="2126" w:type="dxa"/>
-            <w:shd w:val="clear" w:color="auto" w:fill="auto"/>
             <w:noWrap/>
             <w:vAlign w:val="center"/>
           </w:tcPr>
@@ -8182,7 +8133,6 @@
         <w:tc>
           <w:tcPr>
             <w:tcW w:w="1980" w:type="dxa"/>
-            <w:shd w:val="clear" w:color="auto" w:fill="auto"/>
             <w:noWrap/>
             <w:vAlign w:val="center"/>
           </w:tcPr>
@@ -8210,7 +8160,6 @@
         <w:tc>
           <w:tcPr>
             <w:tcW w:w="3402" w:type="dxa"/>
-            <w:shd w:val="clear" w:color="auto" w:fill="auto"/>
             <w:vAlign w:val="center"/>
           </w:tcPr>
           <w:p>
@@ -8237,7 +8186,6 @@
         <w:tc>
           <w:tcPr>
             <w:tcW w:w="2126" w:type="dxa"/>
-            <w:shd w:val="clear" w:color="auto" w:fill="auto"/>
             <w:noWrap/>
             <w:vAlign w:val="center"/>
           </w:tcPr>
@@ -8314,7 +8262,6 @@
         <w:tc>
           <w:tcPr>
             <w:tcW w:w="1980" w:type="dxa"/>
-            <w:shd w:val="clear" w:color="auto" w:fill="auto"/>
             <w:noWrap/>
             <w:vAlign w:val="center"/>
           </w:tcPr>
@@ -8344,7 +8291,6 @@
         <w:tc>
           <w:tcPr>
             <w:tcW w:w="3402" w:type="dxa"/>
-            <w:shd w:val="clear" w:color="auto" w:fill="auto"/>
             <w:vAlign w:val="center"/>
           </w:tcPr>
           <w:p>
@@ -8373,7 +8319,6 @@
         <w:tc>
           <w:tcPr>
             <w:tcW w:w="2126" w:type="dxa"/>
-            <w:shd w:val="clear" w:color="auto" w:fill="auto"/>
             <w:noWrap/>
             <w:vAlign w:val="center"/>
           </w:tcPr>
@@ -8441,7 +8386,6 @@
         <w:tc>
           <w:tcPr>
             <w:tcW w:w="1980" w:type="dxa"/>
-            <w:shd w:val="clear" w:color="auto" w:fill="auto"/>
             <w:noWrap/>
             <w:vAlign w:val="center"/>
           </w:tcPr>
@@ -8469,7 +8413,6 @@
         <w:tc>
           <w:tcPr>
             <w:tcW w:w="3402" w:type="dxa"/>
-            <w:shd w:val="clear" w:color="auto" w:fill="auto"/>
             <w:vAlign w:val="center"/>
           </w:tcPr>
           <w:p>
@@ -8496,7 +8439,6 @@
         <w:tc>
           <w:tcPr>
             <w:tcW w:w="2126" w:type="dxa"/>
-            <w:shd w:val="clear" w:color="auto" w:fill="auto"/>
             <w:noWrap/>
             <w:vAlign w:val="center"/>
           </w:tcPr>
@@ -8564,7 +8506,6 @@
         <w:tc>
           <w:tcPr>
             <w:tcW w:w="1980" w:type="dxa"/>
-            <w:shd w:val="clear" w:color="auto" w:fill="auto"/>
             <w:noWrap/>
             <w:vAlign w:val="center"/>
           </w:tcPr>
@@ -8592,7 +8533,6 @@
         <w:tc>
           <w:tcPr>
             <w:tcW w:w="3402" w:type="dxa"/>
-            <w:shd w:val="clear" w:color="auto" w:fill="auto"/>
             <w:vAlign w:val="center"/>
           </w:tcPr>
           <w:p>
@@ -8619,7 +8559,6 @@
         <w:tc>
           <w:tcPr>
             <w:tcW w:w="2126" w:type="dxa"/>
-            <w:shd w:val="clear" w:color="auto" w:fill="auto"/>
             <w:noWrap/>
             <w:vAlign w:val="center"/>
           </w:tcPr>
@@ -8696,7 +8635,6 @@
         <w:tc>
           <w:tcPr>
             <w:tcW w:w="1980" w:type="dxa"/>
-            <w:shd w:val="clear" w:color="auto" w:fill="auto"/>
             <w:noWrap/>
             <w:vAlign w:val="center"/>
           </w:tcPr>
@@ -8724,7 +8662,6 @@
         <w:tc>
           <w:tcPr>
             <w:tcW w:w="3402" w:type="dxa"/>
-            <w:shd w:val="clear" w:color="auto" w:fill="auto"/>
             <w:vAlign w:val="center"/>
           </w:tcPr>
           <w:p>
@@ -8751,7 +8688,6 @@
         <w:tc>
           <w:tcPr>
             <w:tcW w:w="2126" w:type="dxa"/>
-            <w:shd w:val="clear" w:color="auto" w:fill="auto"/>
             <w:noWrap/>
             <w:vAlign w:val="center"/>
           </w:tcPr>
@@ -8819,7 +8755,6 @@
         <w:tc>
           <w:tcPr>
             <w:tcW w:w="1980" w:type="dxa"/>
-            <w:shd w:val="clear" w:color="auto" w:fill="auto"/>
             <w:noWrap/>
             <w:vAlign w:val="center"/>
           </w:tcPr>
@@ -8847,7 +8782,6 @@
         <w:tc>
           <w:tcPr>
             <w:tcW w:w="3402" w:type="dxa"/>
-            <w:shd w:val="clear" w:color="auto" w:fill="auto"/>
             <w:vAlign w:val="center"/>
           </w:tcPr>
           <w:p>
@@ -8874,7 +8808,6 @@
         <w:tc>
           <w:tcPr>
             <w:tcW w:w="2126" w:type="dxa"/>
-            <w:shd w:val="clear" w:color="auto" w:fill="auto"/>
             <w:noWrap/>
             <w:vAlign w:val="center"/>
           </w:tcPr>
@@ -8933,7 +8866,6 @@
         <w:tc>
           <w:tcPr>
             <w:tcW w:w="1980" w:type="dxa"/>
-            <w:shd w:val="clear" w:color="auto" w:fill="auto"/>
             <w:noWrap/>
             <w:vAlign w:val="center"/>
           </w:tcPr>
@@ -8961,7 +8893,6 @@
         <w:tc>
           <w:tcPr>
             <w:tcW w:w="3402" w:type="dxa"/>
-            <w:shd w:val="clear" w:color="auto" w:fill="auto"/>
             <w:vAlign w:val="center"/>
           </w:tcPr>
           <w:p>
@@ -8988,7 +8919,6 @@
         <w:tc>
           <w:tcPr>
             <w:tcW w:w="2126" w:type="dxa"/>
-            <w:shd w:val="clear" w:color="auto" w:fill="auto"/>
             <w:noWrap/>
             <w:vAlign w:val="center"/>
           </w:tcPr>
@@ -9047,7 +8977,6 @@
         <w:tc>
           <w:tcPr>
             <w:tcW w:w="1980" w:type="dxa"/>
-            <w:shd w:val="clear" w:color="auto" w:fill="auto"/>
             <w:noWrap/>
             <w:vAlign w:val="center"/>
           </w:tcPr>
@@ -9077,7 +9006,6 @@
         <w:tc>
           <w:tcPr>
             <w:tcW w:w="3402" w:type="dxa"/>
-            <w:shd w:val="clear" w:color="auto" w:fill="auto"/>
             <w:vAlign w:val="center"/>
           </w:tcPr>
           <w:p>
@@ -9104,7 +9032,6 @@
         <w:tc>
           <w:tcPr>
             <w:tcW w:w="2126" w:type="dxa"/>
-            <w:shd w:val="clear" w:color="auto" w:fill="auto"/>
             <w:noWrap/>
             <w:vAlign w:val="center"/>
           </w:tcPr>
@@ -9154,7 +9081,6 @@
         <w:tc>
           <w:tcPr>
             <w:tcW w:w="1980" w:type="dxa"/>
-            <w:shd w:val="clear" w:color="auto" w:fill="auto"/>
             <w:noWrap/>
             <w:vAlign w:val="center"/>
           </w:tcPr>
@@ -9184,7 +9110,6 @@
         <w:tc>
           <w:tcPr>
             <w:tcW w:w="3402" w:type="dxa"/>
-            <w:shd w:val="clear" w:color="auto" w:fill="auto"/>
             <w:vAlign w:val="center"/>
           </w:tcPr>
           <w:p>
@@ -9211,7 +9136,6 @@
         <w:tc>
           <w:tcPr>
             <w:tcW w:w="2126" w:type="dxa"/>
-            <w:shd w:val="clear" w:color="auto" w:fill="auto"/>
             <w:noWrap/>
             <w:vAlign w:val="center"/>
           </w:tcPr>
@@ -10210,7 +10134,6 @@
               <w:bottom w:val="single" w:sz="8" w:space="0" w:color="31849B"/>
               <w:right w:val="single" w:sz="8" w:space="0" w:color="31849B"/>
             </w:tcBorders>
-            <w:shd w:val="clear" w:color="auto" w:fill="auto"/>
             <w:noWrap/>
             <w:vAlign w:val="center"/>
             <w:hideMark/>
@@ -10250,7 +10173,6 @@
               <w:bottom w:val="single" w:sz="8" w:space="0" w:color="31849B"/>
               <w:right w:val="single" w:sz="8" w:space="0" w:color="31849B"/>
             </w:tcBorders>
-            <w:shd w:val="clear" w:color="auto" w:fill="auto"/>
             <w:noWrap/>
             <w:vAlign w:val="center"/>
             <w:hideMark/>
@@ -10291,7 +10213,6 @@
               <w:bottom w:val="single" w:sz="8" w:space="0" w:color="31849B"/>
               <w:right w:val="single" w:sz="8" w:space="0" w:color="31849B"/>
             </w:tcBorders>
-            <w:shd w:val="clear" w:color="auto" w:fill="auto"/>
             <w:noWrap/>
             <w:vAlign w:val="center"/>
             <w:hideMark/>
@@ -10324,7 +10245,6 @@
               <w:bottom w:val="single" w:sz="8" w:space="0" w:color="31849B"/>
               <w:right w:val="single" w:sz="8" w:space="0" w:color="31849B"/>
             </w:tcBorders>
-            <w:shd w:val="clear" w:color="auto" w:fill="auto"/>
             <w:noWrap/>
             <w:vAlign w:val="center"/>
             <w:hideMark/>
@@ -10425,7 +10345,6 @@
               <w:bottom w:val="single" w:sz="8" w:space="0" w:color="31849B"/>
               <w:right w:val="single" w:sz="8" w:space="0" w:color="31849B"/>
             </w:tcBorders>
-            <w:shd w:val="clear" w:color="auto" w:fill="auto"/>
             <w:noWrap/>
             <w:vAlign w:val="center"/>
             <w:hideMark/>
@@ -10458,7 +10377,6 @@
               <w:bottom w:val="single" w:sz="8" w:space="0" w:color="31849B"/>
               <w:right w:val="single" w:sz="8" w:space="0" w:color="31849B"/>
             </w:tcBorders>
-            <w:shd w:val="clear" w:color="auto" w:fill="auto"/>
             <w:noWrap/>
             <w:vAlign w:val="center"/>
             <w:hideMark/>
@@ -10505,7 +10423,6 @@
               <w:bottom w:val="single" w:sz="8" w:space="0" w:color="31849B"/>
               <w:right w:val="single" w:sz="8" w:space="0" w:color="31849B"/>
             </w:tcBorders>
-            <w:shd w:val="clear" w:color="auto" w:fill="auto"/>
             <w:noWrap/>
             <w:vAlign w:val="center"/>
             <w:hideMark/>
@@ -10537,7 +10454,6 @@
               <w:bottom w:val="single" w:sz="8" w:space="0" w:color="31849B"/>
               <w:right w:val="single" w:sz="8" w:space="0" w:color="31849B"/>
             </w:tcBorders>
-            <w:shd w:val="clear" w:color="auto" w:fill="auto"/>
             <w:noWrap/>
             <w:vAlign w:val="center"/>
             <w:hideMark/>
@@ -10570,7 +10486,6 @@
               <w:bottom w:val="single" w:sz="8" w:space="0" w:color="31849B"/>
               <w:right w:val="single" w:sz="8" w:space="0" w:color="31849B"/>
             </w:tcBorders>
-            <w:shd w:val="clear" w:color="auto" w:fill="auto"/>
             <w:noWrap/>
             <w:vAlign w:val="center"/>
             <w:hideMark/>
@@ -10603,7 +10518,6 @@
               <w:bottom w:val="single" w:sz="8" w:space="0" w:color="31849B"/>
               <w:right w:val="single" w:sz="8" w:space="0" w:color="31849B"/>
             </w:tcBorders>
-            <w:shd w:val="clear" w:color="auto" w:fill="auto"/>
             <w:noWrap/>
             <w:vAlign w:val="center"/>
             <w:hideMark/>
@@ -10704,7 +10618,6 @@
               <w:bottom w:val="single" w:sz="8" w:space="0" w:color="31849B"/>
               <w:right w:val="single" w:sz="8" w:space="0" w:color="31849B"/>
             </w:tcBorders>
-            <w:shd w:val="clear" w:color="auto" w:fill="auto"/>
             <w:noWrap/>
             <w:vAlign w:val="center"/>
             <w:hideMark/>
@@ -10737,7 +10650,6 @@
               <w:bottom w:val="single" w:sz="8" w:space="0" w:color="31849B"/>
               <w:right w:val="single" w:sz="8" w:space="0" w:color="31849B"/>
             </w:tcBorders>
-            <w:shd w:val="clear" w:color="auto" w:fill="auto"/>
             <w:noWrap/>
             <w:vAlign w:val="center"/>
             <w:hideMark/>
@@ -10776,7 +10688,6 @@
               <w:bottom w:val="single" w:sz="8" w:space="0" w:color="31849B"/>
               <w:right w:val="single" w:sz="8" w:space="0" w:color="31849B"/>
             </w:tcBorders>
-            <w:shd w:val="clear" w:color="auto" w:fill="auto"/>
             <w:noWrap/>
             <w:vAlign w:val="center"/>
             <w:hideMark/>
@@ -10816,7 +10727,6 @@
               <w:bottom w:val="single" w:sz="8" w:space="0" w:color="31849B"/>
               <w:right w:val="single" w:sz="8" w:space="0" w:color="31849B"/>
             </w:tcBorders>
-            <w:shd w:val="clear" w:color="auto" w:fill="auto"/>
             <w:noWrap/>
             <w:vAlign w:val="center"/>
             <w:hideMark/>
@@ -10849,7 +10759,6 @@
               <w:bottom w:val="single" w:sz="8" w:space="0" w:color="31849B"/>
               <w:right w:val="single" w:sz="8" w:space="0" w:color="31849B"/>
             </w:tcBorders>
-            <w:shd w:val="clear" w:color="auto" w:fill="auto"/>
             <w:noWrap/>
             <w:vAlign w:val="center"/>
             <w:hideMark/>
@@ -10882,7 +10791,6 @@
               <w:bottom w:val="single" w:sz="8" w:space="0" w:color="31849B"/>
               <w:right w:val="single" w:sz="8" w:space="0" w:color="31849B"/>
             </w:tcBorders>
-            <w:shd w:val="clear" w:color="auto" w:fill="auto"/>
             <w:noWrap/>
             <w:vAlign w:val="center"/>
             <w:hideMark/>
@@ -10983,7 +10891,6 @@
               <w:bottom w:val="single" w:sz="8" w:space="0" w:color="31849B"/>
               <w:right w:val="single" w:sz="8" w:space="0" w:color="31849B"/>
             </w:tcBorders>
-            <w:shd w:val="clear" w:color="auto" w:fill="auto"/>
             <w:noWrap/>
             <w:vAlign w:val="center"/>
             <w:hideMark/>
@@ -11016,7 +10923,6 @@
               <w:bottom w:val="single" w:sz="8" w:space="0" w:color="31849B"/>
               <w:right w:val="single" w:sz="8" w:space="0" w:color="31849B"/>
             </w:tcBorders>
-            <w:shd w:val="clear" w:color="auto" w:fill="auto"/>
             <w:noWrap/>
             <w:vAlign w:val="center"/>
             <w:hideMark/>
@@ -11063,7 +10969,6 @@
               <w:bottom w:val="single" w:sz="8" w:space="0" w:color="31849B"/>
               <w:right w:val="single" w:sz="8" w:space="0" w:color="31849B"/>
             </w:tcBorders>
-            <w:shd w:val="clear" w:color="auto" w:fill="auto"/>
             <w:noWrap/>
             <w:vAlign w:val="center"/>
             <w:hideMark/>
@@ -11095,7 +11000,6 @@
               <w:bottom w:val="single" w:sz="8" w:space="0" w:color="31849B"/>
               <w:right w:val="single" w:sz="8" w:space="0" w:color="31849B"/>
             </w:tcBorders>
-            <w:shd w:val="clear" w:color="auto" w:fill="auto"/>
             <w:noWrap/>
             <w:vAlign w:val="center"/>
             <w:hideMark/>
@@ -11128,7 +11032,6 @@
               <w:bottom w:val="single" w:sz="8" w:space="0" w:color="31849B"/>
               <w:right w:val="single" w:sz="8" w:space="0" w:color="31849B"/>
             </w:tcBorders>
-            <w:shd w:val="clear" w:color="auto" w:fill="auto"/>
             <w:noWrap/>
             <w:vAlign w:val="center"/>
             <w:hideMark/>
@@ -11161,7 +11064,6 @@
               <w:bottom w:val="single" w:sz="8" w:space="0" w:color="31849B"/>
               <w:right w:val="single" w:sz="8" w:space="0" w:color="31849B"/>
             </w:tcBorders>
-            <w:shd w:val="clear" w:color="auto" w:fill="auto"/>
             <w:noWrap/>
             <w:vAlign w:val="center"/>
             <w:hideMark/>
@@ -11262,7 +11164,6 @@
               <w:bottom w:val="single" w:sz="8" w:space="0" w:color="31849B"/>
               <w:right w:val="single" w:sz="8" w:space="0" w:color="31849B"/>
             </w:tcBorders>
-            <w:shd w:val="clear" w:color="auto" w:fill="auto"/>
             <w:noWrap/>
             <w:vAlign w:val="center"/>
             <w:hideMark/>
@@ -11295,7 +11196,6 @@
               <w:bottom w:val="single" w:sz="8" w:space="0" w:color="31849B"/>
               <w:right w:val="single" w:sz="8" w:space="0" w:color="31849B"/>
             </w:tcBorders>
-            <w:shd w:val="clear" w:color="auto" w:fill="auto"/>
             <w:noWrap/>
             <w:vAlign w:val="center"/>
             <w:hideMark/>
@@ -11974,7 +11874,6 @@
               <w:bottom w:val="single" w:sz="8" w:space="0" w:color="31849B"/>
               <w:right w:val="single" w:sz="8" w:space="0" w:color="31849B"/>
             </w:tcBorders>
-            <w:shd w:val="clear" w:color="auto" w:fill="auto"/>
             <w:noWrap/>
             <w:vAlign w:val="center"/>
             <w:hideMark/>
@@ -12030,7 +11929,6 @@
               <w:bottom w:val="single" w:sz="8" w:space="0" w:color="31849B"/>
               <w:right w:val="single" w:sz="8" w:space="0" w:color="31849B"/>
             </w:tcBorders>
-            <w:shd w:val="clear" w:color="auto" w:fill="auto"/>
             <w:noWrap/>
             <w:vAlign w:val="center"/>
             <w:hideMark/>
@@ -12082,7 +11980,6 @@
               <w:bottom w:val="single" w:sz="8" w:space="0" w:color="31849B"/>
               <w:right w:val="single" w:sz="8" w:space="0" w:color="31849B"/>
             </w:tcBorders>
-            <w:shd w:val="clear" w:color="auto" w:fill="auto"/>
             <w:noWrap/>
             <w:vAlign w:val="center"/>
           </w:tcPr>
@@ -12122,7 +12019,6 @@
               <w:bottom w:val="single" w:sz="8" w:space="0" w:color="31849B"/>
               <w:right w:val="single" w:sz="8" w:space="0" w:color="31849B"/>
             </w:tcBorders>
-            <w:shd w:val="clear" w:color="auto" w:fill="auto"/>
             <w:noWrap/>
             <w:vAlign w:val="center"/>
           </w:tcPr>
@@ -12159,7 +12055,6 @@
               <w:bottom w:val="single" w:sz="8" w:space="0" w:color="31849B"/>
               <w:right w:val="single" w:sz="8" w:space="0" w:color="31849B"/>
             </w:tcBorders>
-            <w:shd w:val="clear" w:color="auto" w:fill="auto"/>
             <w:noWrap/>
             <w:vAlign w:val="center"/>
           </w:tcPr>
@@ -12191,7 +12086,6 @@
               <w:bottom w:val="single" w:sz="8" w:space="0" w:color="31849B"/>
               <w:right w:val="single" w:sz="8" w:space="0" w:color="31849B"/>
             </w:tcBorders>
-            <w:shd w:val="clear" w:color="auto" w:fill="auto"/>
             <w:noWrap/>
             <w:vAlign w:val="center"/>
           </w:tcPr>
@@ -12228,7 +12122,6 @@
               <w:bottom w:val="single" w:sz="8" w:space="0" w:color="31849B"/>
               <w:right w:val="single" w:sz="8" w:space="0" w:color="31849B"/>
             </w:tcBorders>
-            <w:shd w:val="clear" w:color="auto" w:fill="auto"/>
             <w:noWrap/>
             <w:vAlign w:val="center"/>
           </w:tcPr>
@@ -12260,7 +12153,6 @@
               <w:bottom w:val="single" w:sz="8" w:space="0" w:color="31849B"/>
               <w:right w:val="single" w:sz="8" w:space="0" w:color="31849B"/>
             </w:tcBorders>
-            <w:shd w:val="clear" w:color="auto" w:fill="auto"/>
             <w:noWrap/>
             <w:vAlign w:val="center"/>
           </w:tcPr>
@@ -12297,7 +12189,6 @@
               <w:bottom w:val="single" w:sz="8" w:space="0" w:color="31849B"/>
               <w:right w:val="single" w:sz="8" w:space="0" w:color="31849B"/>
             </w:tcBorders>
-            <w:shd w:val="clear" w:color="auto" w:fill="auto"/>
             <w:noWrap/>
             <w:vAlign w:val="center"/>
           </w:tcPr>
@@ -12329,7 +12220,6 @@
               <w:bottom w:val="single" w:sz="8" w:space="0" w:color="31849B"/>
               <w:right w:val="single" w:sz="8" w:space="0" w:color="31849B"/>
             </w:tcBorders>
-            <w:shd w:val="clear" w:color="auto" w:fill="auto"/>
             <w:noWrap/>
             <w:vAlign w:val="center"/>
           </w:tcPr>
@@ -12366,7 +12256,6 @@
               <w:bottom w:val="single" w:sz="8" w:space="0" w:color="31849B"/>
               <w:right w:val="single" w:sz="8" w:space="0" w:color="31849B"/>
             </w:tcBorders>
-            <w:shd w:val="clear" w:color="auto" w:fill="auto"/>
             <w:noWrap/>
             <w:vAlign w:val="center"/>
             <w:hideMark/>
@@ -12412,7 +12301,6 @@
               <w:bottom w:val="single" w:sz="8" w:space="0" w:color="31849B"/>
               <w:right w:val="single" w:sz="8" w:space="0" w:color="31849B"/>
             </w:tcBorders>
-            <w:shd w:val="clear" w:color="auto" w:fill="auto"/>
             <w:noWrap/>
             <w:vAlign w:val="center"/>
             <w:hideMark/>
@@ -12454,7 +12342,6 @@
               <w:bottom w:val="single" w:sz="8" w:space="0" w:color="31849B"/>
               <w:right w:val="single" w:sz="8" w:space="0" w:color="31849B"/>
             </w:tcBorders>
-            <w:shd w:val="clear" w:color="auto" w:fill="auto"/>
             <w:noWrap/>
             <w:vAlign w:val="center"/>
           </w:tcPr>
@@ -12486,7 +12373,6 @@
               <w:bottom w:val="single" w:sz="8" w:space="0" w:color="31849B"/>
               <w:right w:val="single" w:sz="8" w:space="0" w:color="31849B"/>
             </w:tcBorders>
-            <w:shd w:val="clear" w:color="auto" w:fill="auto"/>
             <w:noWrap/>
             <w:vAlign w:val="center"/>
           </w:tcPr>
@@ -12523,7 +12409,6 @@
               <w:bottom w:val="single" w:sz="8" w:space="0" w:color="31849B"/>
               <w:right w:val="single" w:sz="8" w:space="0" w:color="31849B"/>
             </w:tcBorders>
-            <w:shd w:val="clear" w:color="auto" w:fill="auto"/>
             <w:noWrap/>
             <w:vAlign w:val="center"/>
           </w:tcPr>
@@ -12555,7 +12440,6 @@
               <w:bottom w:val="single" w:sz="8" w:space="0" w:color="31849B"/>
               <w:right w:val="single" w:sz="8" w:space="0" w:color="31849B"/>
             </w:tcBorders>
-            <w:shd w:val="clear" w:color="auto" w:fill="auto"/>
             <w:noWrap/>
             <w:vAlign w:val="center"/>
           </w:tcPr>
@@ -12592,7 +12476,6 @@
               <w:bottom w:val="single" w:sz="8" w:space="0" w:color="31849B"/>
               <w:right w:val="single" w:sz="8" w:space="0" w:color="31849B"/>
             </w:tcBorders>
-            <w:shd w:val="clear" w:color="auto" w:fill="auto"/>
             <w:noWrap/>
             <w:vAlign w:val="center"/>
           </w:tcPr>
@@ -12624,7 +12507,6 @@
               <w:bottom w:val="single" w:sz="8" w:space="0" w:color="31849B"/>
               <w:right w:val="single" w:sz="8" w:space="0" w:color="31849B"/>
             </w:tcBorders>
-            <w:shd w:val="clear" w:color="auto" w:fill="auto"/>
             <w:noWrap/>
             <w:vAlign w:val="center"/>
           </w:tcPr>
@@ -12929,7 +12811,6 @@
               <w:bottom w:val="nil"/>
               <w:right w:val="nil"/>
             </w:tcBorders>
-            <w:shd w:val="clear" w:color="auto" w:fill="auto"/>
             <w:vAlign w:val="center"/>
             <w:hideMark/>
           </w:tcPr>
@@ -12962,7 +12843,6 @@
               <w:bottom w:val="nil"/>
               <w:right w:val="nil"/>
             </w:tcBorders>
-            <w:shd w:val="clear" w:color="auto" w:fill="auto"/>
             <w:vAlign w:val="center"/>
             <w:hideMark/>
           </w:tcPr>
@@ -12996,7 +12876,6 @@
               <w:bottom w:val="nil"/>
               <w:right w:val="nil"/>
             </w:tcBorders>
-            <w:shd w:val="clear" w:color="auto" w:fill="auto"/>
             <w:vAlign w:val="center"/>
             <w:hideMark/>
           </w:tcPr>
@@ -13030,7 +12909,6 @@
               <w:bottom w:val="nil"/>
               <w:right w:val="nil"/>
             </w:tcBorders>
-            <w:shd w:val="clear" w:color="auto" w:fill="auto"/>
             <w:vAlign w:val="center"/>
             <w:hideMark/>
           </w:tcPr>
@@ -13064,7 +12942,6 @@
               <w:bottom w:val="nil"/>
               <w:right w:val="nil"/>
             </w:tcBorders>
-            <w:shd w:val="clear" w:color="auto" w:fill="auto"/>
             <w:vAlign w:val="center"/>
             <w:hideMark/>
           </w:tcPr>
@@ -13099,7 +12976,6 @@
               <w:bottom w:val="nil"/>
               <w:right w:val="nil"/>
             </w:tcBorders>
-            <w:shd w:val="clear" w:color="auto" w:fill="auto"/>
             <w:vAlign w:val="center"/>
             <w:hideMark/>
           </w:tcPr>
@@ -13162,7 +13038,6 @@
               <w:bottom w:val="single" w:sz="8" w:space="0" w:color="auto"/>
               <w:right w:val="nil"/>
             </w:tcBorders>
-            <w:shd w:val="clear" w:color="auto" w:fill="auto"/>
             <w:vAlign w:val="center"/>
             <w:hideMark/>
           </w:tcPr>
@@ -13196,7 +13071,6 @@
               <w:bottom w:val="single" w:sz="8" w:space="0" w:color="auto"/>
               <w:right w:val="nil"/>
             </w:tcBorders>
-            <w:shd w:val="clear" w:color="auto" w:fill="auto"/>
             <w:vAlign w:val="center"/>
             <w:hideMark/>
           </w:tcPr>
@@ -13230,7 +13104,6 @@
               <w:bottom w:val="single" w:sz="8" w:space="0" w:color="auto"/>
               <w:right w:val="nil"/>
             </w:tcBorders>
-            <w:shd w:val="clear" w:color="auto" w:fill="auto"/>
             <w:vAlign w:val="center"/>
             <w:hideMark/>
           </w:tcPr>
@@ -13264,7 +13137,6 @@
               <w:bottom w:val="single" w:sz="8" w:space="0" w:color="auto"/>
               <w:right w:val="nil"/>
             </w:tcBorders>
-            <w:shd w:val="clear" w:color="auto" w:fill="auto"/>
             <w:vAlign w:val="center"/>
             <w:hideMark/>
           </w:tcPr>
@@ -13327,7 +13199,6 @@
               <w:bottom w:val="single" w:sz="8" w:space="0" w:color="auto"/>
               <w:right w:val="nil"/>
             </w:tcBorders>
-            <w:shd w:val="clear" w:color="auto" w:fill="auto"/>
             <w:vAlign w:val="center"/>
             <w:hideMark/>
           </w:tcPr>
@@ -13360,7 +13231,6 @@
               <w:bottom w:val="single" w:sz="8" w:space="0" w:color="auto"/>
               <w:right w:val="nil"/>
             </w:tcBorders>
-            <w:shd w:val="clear" w:color="auto" w:fill="auto"/>
             <w:vAlign w:val="center"/>
             <w:hideMark/>
           </w:tcPr>
@@ -13394,7 +13264,6 @@
               <w:bottom w:val="single" w:sz="8" w:space="0" w:color="auto"/>
               <w:right w:val="nil"/>
             </w:tcBorders>
-            <w:shd w:val="clear" w:color="auto" w:fill="auto"/>
             <w:vAlign w:val="center"/>
             <w:hideMark/>
           </w:tcPr>
@@ -13419,7 +13288,6 @@
               <w:bottom w:val="single" w:sz="8" w:space="0" w:color="auto"/>
               <w:right w:val="nil"/>
             </w:tcBorders>
-            <w:shd w:val="clear" w:color="auto" w:fill="auto"/>
             <w:vAlign w:val="center"/>
             <w:hideMark/>
           </w:tcPr>
@@ -13453,7 +13321,6 @@
               <w:bottom w:val="single" w:sz="8" w:space="0" w:color="auto"/>
               <w:right w:val="nil"/>
             </w:tcBorders>
-            <w:shd w:val="clear" w:color="auto" w:fill="auto"/>
             <w:vAlign w:val="center"/>
             <w:hideMark/>
           </w:tcPr>
@@ -13487,7 +13354,6 @@
               <w:bottom w:val="single" w:sz="8" w:space="0" w:color="auto"/>
               <w:right w:val="nil"/>
             </w:tcBorders>
-            <w:shd w:val="clear" w:color="auto" w:fill="auto"/>
             <w:vAlign w:val="center"/>
             <w:hideMark/>
           </w:tcPr>
@@ -13526,7 +13392,6 @@
               <w:bottom w:val="single" w:sz="8" w:space="0" w:color="auto"/>
               <w:right w:val="nil"/>
             </w:tcBorders>
-            <w:shd w:val="clear" w:color="auto" w:fill="auto"/>
             <w:vAlign w:val="center"/>
             <w:hideMark/>
           </w:tcPr>
@@ -13559,7 +13424,6 @@
               <w:bottom w:val="single" w:sz="8" w:space="0" w:color="auto"/>
               <w:right w:val="nil"/>
             </w:tcBorders>
-            <w:shd w:val="clear" w:color="auto" w:fill="auto"/>
             <w:vAlign w:val="center"/>
             <w:hideMark/>
           </w:tcPr>
@@ -13593,7 +13457,6 @@
               <w:bottom w:val="single" w:sz="8" w:space="0" w:color="auto"/>
               <w:right w:val="nil"/>
             </w:tcBorders>
-            <w:shd w:val="clear" w:color="auto" w:fill="auto"/>
             <w:vAlign w:val="center"/>
             <w:hideMark/>
           </w:tcPr>
@@ -13636,7 +13499,6 @@
               <w:bottom w:val="single" w:sz="8" w:space="0" w:color="auto"/>
               <w:right w:val="nil"/>
             </w:tcBorders>
-            <w:shd w:val="clear" w:color="auto" w:fill="auto"/>
             <w:vAlign w:val="center"/>
             <w:hideMark/>
           </w:tcPr>
@@ -13670,7 +13532,6 @@
               <w:bottom w:val="single" w:sz="8" w:space="0" w:color="auto"/>
               <w:right w:val="nil"/>
             </w:tcBorders>
-            <w:shd w:val="clear" w:color="auto" w:fill="auto"/>
             <w:vAlign w:val="center"/>
             <w:hideMark/>
           </w:tcPr>
@@ -13704,7 +13565,6 @@
               <w:bottom w:val="single" w:sz="8" w:space="0" w:color="auto"/>
               <w:right w:val="nil"/>
             </w:tcBorders>
-            <w:shd w:val="clear" w:color="auto" w:fill="auto"/>
             <w:vAlign w:val="center"/>
             <w:hideMark/>
           </w:tcPr>
@@ -13743,7 +13603,6 @@
               <w:bottom w:val="single" w:sz="8" w:space="0" w:color="auto"/>
               <w:right w:val="nil"/>
             </w:tcBorders>
-            <w:shd w:val="clear" w:color="auto" w:fill="auto"/>
             <w:vAlign w:val="center"/>
             <w:hideMark/>
           </w:tcPr>
@@ -13776,7 +13635,6 @@
               <w:bottom w:val="single" w:sz="8" w:space="0" w:color="auto"/>
               <w:right w:val="nil"/>
             </w:tcBorders>
-            <w:shd w:val="clear" w:color="auto" w:fill="auto"/>
             <w:vAlign w:val="center"/>
             <w:hideMark/>
           </w:tcPr>
@@ -13810,7 +13668,6 @@
               <w:bottom w:val="single" w:sz="8" w:space="0" w:color="auto"/>
               <w:right w:val="nil"/>
             </w:tcBorders>
-            <w:shd w:val="clear" w:color="auto" w:fill="auto"/>
             <w:vAlign w:val="center"/>
             <w:hideMark/>
           </w:tcPr>
@@ -13835,7 +13692,6 @@
               <w:bottom w:val="single" w:sz="8" w:space="0" w:color="auto"/>
               <w:right w:val="nil"/>
             </w:tcBorders>
-            <w:shd w:val="clear" w:color="auto" w:fill="auto"/>
             <w:vAlign w:val="center"/>
             <w:hideMark/>
           </w:tcPr>
@@ -13869,7 +13725,6 @@
               <w:bottom w:val="single" w:sz="8" w:space="0" w:color="auto"/>
               <w:right w:val="nil"/>
             </w:tcBorders>
-            <w:shd w:val="clear" w:color="auto" w:fill="auto"/>
             <w:vAlign w:val="center"/>
             <w:hideMark/>
           </w:tcPr>
@@ -13894,7 +13749,6 @@
               <w:bottom w:val="single" w:sz="8" w:space="0" w:color="auto"/>
               <w:right w:val="nil"/>
             </w:tcBorders>
-            <w:shd w:val="clear" w:color="auto" w:fill="auto"/>
             <w:vAlign w:val="center"/>
             <w:hideMark/>
           </w:tcPr>
@@ -13933,7 +13787,6 @@
               <w:bottom w:val="single" w:sz="8" w:space="0" w:color="auto"/>
               <w:right w:val="nil"/>
             </w:tcBorders>
-            <w:shd w:val="clear" w:color="auto" w:fill="auto"/>
             <w:vAlign w:val="center"/>
             <w:hideMark/>
           </w:tcPr>
@@ -13966,7 +13819,6 @@
               <w:bottom w:val="single" w:sz="8" w:space="0" w:color="auto"/>
               <w:right w:val="nil"/>
             </w:tcBorders>
-            <w:shd w:val="clear" w:color="auto" w:fill="auto"/>
             <w:vAlign w:val="center"/>
             <w:hideMark/>
           </w:tcPr>
@@ -14000,7 +13852,6 @@
               <w:bottom w:val="single" w:sz="8" w:space="0" w:color="auto"/>
               <w:right w:val="nil"/>
             </w:tcBorders>
-            <w:shd w:val="clear" w:color="auto" w:fill="auto"/>
             <w:vAlign w:val="center"/>
             <w:hideMark/>
           </w:tcPr>
@@ -14025,7 +13876,6 @@
               <w:bottom w:val="single" w:sz="8" w:space="0" w:color="auto"/>
               <w:right w:val="nil"/>
             </w:tcBorders>
-            <w:shd w:val="clear" w:color="auto" w:fill="auto"/>
             <w:vAlign w:val="center"/>
             <w:hideMark/>
           </w:tcPr>
@@ -14050,7 +13900,6 @@
               <w:bottom w:val="single" w:sz="8" w:space="0" w:color="auto"/>
               <w:right w:val="nil"/>
             </w:tcBorders>
-            <w:shd w:val="clear" w:color="auto" w:fill="auto"/>
             <w:vAlign w:val="center"/>
             <w:hideMark/>
           </w:tcPr>
@@ -14075,7 +13924,6 @@
               <w:bottom w:val="single" w:sz="8" w:space="0" w:color="auto"/>
               <w:right w:val="nil"/>
             </w:tcBorders>
-            <w:shd w:val="clear" w:color="auto" w:fill="auto"/>
             <w:vAlign w:val="center"/>
             <w:hideMark/>
           </w:tcPr>
@@ -14105,7 +13953,6 @@
               <w:bottom w:val="single" w:sz="8" w:space="0" w:color="auto"/>
               <w:right w:val="nil"/>
             </w:tcBorders>
-            <w:shd w:val="clear" w:color="auto" w:fill="auto"/>
             <w:vAlign w:val="center"/>
             <w:hideMark/>
           </w:tcPr>
@@ -14138,7 +13985,6 @@
               <w:bottom w:val="single" w:sz="8" w:space="0" w:color="auto"/>
               <w:right w:val="nil"/>
             </w:tcBorders>
-            <w:shd w:val="clear" w:color="auto" w:fill="auto"/>
             <w:vAlign w:val="center"/>
           </w:tcPr>
           <w:p>
@@ -14162,7 +14008,6 @@
               <w:bottom w:val="single" w:sz="8" w:space="0" w:color="auto"/>
               <w:right w:val="nil"/>
             </w:tcBorders>
-            <w:shd w:val="clear" w:color="auto" w:fill="auto"/>
             <w:vAlign w:val="center"/>
             <w:hideMark/>
           </w:tcPr>
@@ -14196,7 +14041,6 @@
               <w:bottom w:val="single" w:sz="8" w:space="0" w:color="auto"/>
               <w:right w:val="nil"/>
             </w:tcBorders>
-            <w:shd w:val="clear" w:color="auto" w:fill="auto"/>
             <w:vAlign w:val="center"/>
             <w:hideMark/>
           </w:tcPr>
@@ -14221,7 +14065,6 @@
               <w:bottom w:val="single" w:sz="8" w:space="0" w:color="auto"/>
               <w:right w:val="nil"/>
             </w:tcBorders>
-            <w:shd w:val="clear" w:color="auto" w:fill="auto"/>
             <w:vAlign w:val="center"/>
             <w:hideMark/>
           </w:tcPr>
@@ -14255,7 +14098,6 @@
               <w:bottom w:val="single" w:sz="8" w:space="0" w:color="auto"/>
               <w:right w:val="nil"/>
             </w:tcBorders>
-            <w:shd w:val="clear" w:color="auto" w:fill="auto"/>
             <w:vAlign w:val="center"/>
             <w:hideMark/>
           </w:tcPr>
@@ -14447,7 +14289,6 @@
               <w:bottom w:val="single" w:sz="8" w:space="0" w:color="auto"/>
               <w:right w:val="nil"/>
             </w:tcBorders>
-            <w:shd w:val="clear" w:color="auto" w:fill="auto"/>
             <w:vAlign w:val="center"/>
             <w:hideMark/>
           </w:tcPr>
@@ -14480,7 +14321,6 @@
               <w:bottom w:val="single" w:sz="8" w:space="0" w:color="auto"/>
               <w:right w:val="nil"/>
             </w:tcBorders>
-            <w:shd w:val="clear" w:color="auto" w:fill="auto"/>
             <w:vAlign w:val="center"/>
           </w:tcPr>
           <w:p>
@@ -14504,7 +14344,6 @@
               <w:bottom w:val="single" w:sz="8" w:space="0" w:color="auto"/>
               <w:right w:val="nil"/>
             </w:tcBorders>
-            <w:shd w:val="clear" w:color="auto" w:fill="auto"/>
             <w:vAlign w:val="center"/>
             <w:hideMark/>
           </w:tcPr>
@@ -14538,7 +14377,6 @@
               <w:bottom w:val="single" w:sz="8" w:space="0" w:color="auto"/>
               <w:right w:val="nil"/>
             </w:tcBorders>
-            <w:shd w:val="clear" w:color="auto" w:fill="auto"/>
             <w:vAlign w:val="center"/>
             <w:hideMark/>
           </w:tcPr>
@@ -14572,7 +14410,6 @@
               <w:bottom w:val="single" w:sz="8" w:space="0" w:color="auto"/>
               <w:right w:val="nil"/>
             </w:tcBorders>
-            <w:shd w:val="clear" w:color="auto" w:fill="auto"/>
             <w:vAlign w:val="center"/>
             <w:hideMark/>
           </w:tcPr>
@@ -14597,7 +14434,6 @@
               <w:bottom w:val="single" w:sz="8" w:space="0" w:color="auto"/>
               <w:right w:val="nil"/>
             </w:tcBorders>
-            <w:shd w:val="clear" w:color="auto" w:fill="auto"/>
             <w:vAlign w:val="center"/>
             <w:hideMark/>
           </w:tcPr>
@@ -14636,7 +14472,6 @@
               <w:bottom w:val="single" w:sz="8" w:space="0" w:color="auto"/>
               <w:right w:val="nil"/>
             </w:tcBorders>
-            <w:shd w:val="clear" w:color="auto" w:fill="auto"/>
             <w:vAlign w:val="center"/>
             <w:hideMark/>
           </w:tcPr>
@@ -14669,7 +14504,6 @@
               <w:bottom w:val="single" w:sz="8" w:space="0" w:color="auto"/>
               <w:right w:val="nil"/>
             </w:tcBorders>
-            <w:shd w:val="clear" w:color="auto" w:fill="auto"/>
             <w:vAlign w:val="center"/>
           </w:tcPr>
           <w:p>
@@ -14693,7 +14527,6 @@
               <w:bottom w:val="single" w:sz="8" w:space="0" w:color="auto"/>
               <w:right w:val="nil"/>
             </w:tcBorders>
-            <w:shd w:val="clear" w:color="auto" w:fill="auto"/>
             <w:vAlign w:val="center"/>
             <w:hideMark/>
           </w:tcPr>
@@ -14727,7 +14560,6 @@
               <w:bottom w:val="single" w:sz="8" w:space="0" w:color="auto"/>
               <w:right w:val="nil"/>
             </w:tcBorders>
-            <w:shd w:val="clear" w:color="auto" w:fill="auto"/>
             <w:vAlign w:val="center"/>
             <w:hideMark/>
           </w:tcPr>
@@ -14752,7 +14584,6 @@
               <w:bottom w:val="single" w:sz="8" w:space="0" w:color="auto"/>
               <w:right w:val="nil"/>
             </w:tcBorders>
-            <w:shd w:val="clear" w:color="auto" w:fill="auto"/>
             <w:vAlign w:val="center"/>
             <w:hideMark/>
           </w:tcPr>
@@ -14777,7 +14608,6 @@
               <w:bottom w:val="single" w:sz="8" w:space="0" w:color="auto"/>
               <w:right w:val="nil"/>
             </w:tcBorders>
-            <w:shd w:val="clear" w:color="auto" w:fill="auto"/>
             <w:vAlign w:val="center"/>
             <w:hideMark/>
           </w:tcPr>
@@ -14969,7 +14799,6 @@
               <w:bottom w:val="single" w:sz="8" w:space="0" w:color="auto"/>
               <w:right w:val="nil"/>
             </w:tcBorders>
-            <w:shd w:val="clear" w:color="auto" w:fill="auto"/>
             <w:vAlign w:val="center"/>
             <w:hideMark/>
           </w:tcPr>
@@ -15006,7 +14835,6 @@
               <w:bottom w:val="single" w:sz="8" w:space="0" w:color="auto"/>
               <w:right w:val="nil"/>
             </w:tcBorders>
-            <w:shd w:val="clear" w:color="auto" w:fill="auto"/>
             <w:vAlign w:val="center"/>
           </w:tcPr>
           <w:p>
@@ -15032,7 +14860,6 @@
               <w:bottom w:val="single" w:sz="8" w:space="0" w:color="auto"/>
               <w:right w:val="nil"/>
             </w:tcBorders>
-            <w:shd w:val="clear" w:color="auto" w:fill="auto"/>
             <w:vAlign w:val="center"/>
             <w:hideMark/>
           </w:tcPr>
@@ -15070,7 +14897,6 @@
               <w:bottom w:val="single" w:sz="8" w:space="0" w:color="auto"/>
               <w:right w:val="nil"/>
             </w:tcBorders>
-            <w:shd w:val="clear" w:color="auto" w:fill="auto"/>
             <w:vAlign w:val="center"/>
             <w:hideMark/>
           </w:tcPr>
@@ -15108,7 +14934,6 @@
               <w:bottom w:val="single" w:sz="8" w:space="0" w:color="auto"/>
               <w:right w:val="nil"/>
             </w:tcBorders>
-            <w:shd w:val="clear" w:color="auto" w:fill="auto"/>
             <w:vAlign w:val="center"/>
             <w:hideMark/>
           </w:tcPr>
@@ -15146,7 +14971,6 @@
               <w:bottom w:val="single" w:sz="8" w:space="0" w:color="auto"/>
               <w:right w:val="nil"/>
             </w:tcBorders>
-            <w:shd w:val="clear" w:color="auto" w:fill="auto"/>
             <w:vAlign w:val="center"/>
             <w:hideMark/>
           </w:tcPr>
@@ -15446,7 +15270,6 @@
               <w:bottom w:val="single" w:sz="8" w:space="0" w:color="31849B"/>
               <w:right w:val="single" w:sz="8" w:space="0" w:color="31849B"/>
             </w:tcBorders>
-            <w:shd w:val="clear" w:color="auto" w:fill="auto"/>
             <w:vAlign w:val="center"/>
             <w:hideMark/>
           </w:tcPr>
@@ -15478,7 +15301,6 @@
               <w:bottom w:val="single" w:sz="8" w:space="0" w:color="31849B"/>
               <w:right w:val="single" w:sz="8" w:space="0" w:color="31849B"/>
             </w:tcBorders>
-            <w:shd w:val="clear" w:color="auto" w:fill="auto"/>
             <w:vAlign w:val="center"/>
             <w:hideMark/>
           </w:tcPr>
@@ -15526,7 +15348,6 @@
               <w:bottom w:val="single" w:sz="8" w:space="0" w:color="31849B"/>
               <w:right w:val="single" w:sz="8" w:space="0" w:color="31849B"/>
             </w:tcBorders>
-            <w:shd w:val="clear" w:color="auto" w:fill="auto"/>
             <w:vAlign w:val="center"/>
             <w:hideMark/>
           </w:tcPr>
@@ -15575,7 +15396,6 @@
               <w:bottom w:val="single" w:sz="8" w:space="0" w:color="31849B"/>
               <w:right w:val="single" w:sz="8" w:space="0" w:color="31849B"/>
             </w:tcBorders>
-            <w:shd w:val="clear" w:color="auto" w:fill="auto"/>
             <w:vAlign w:val="center"/>
             <w:hideMark/>
           </w:tcPr>
@@ -15611,7 +15431,6 @@
               <w:bottom w:val="single" w:sz="8" w:space="0" w:color="31849B"/>
               <w:right w:val="single" w:sz="8" w:space="0" w:color="31849B"/>
             </w:tcBorders>
-            <w:shd w:val="clear" w:color="auto" w:fill="auto"/>
             <w:vAlign w:val="center"/>
             <w:hideMark/>
           </w:tcPr>
@@ -15643,7 +15462,6 @@
               <w:bottom w:val="single" w:sz="8" w:space="0" w:color="31849B"/>
               <w:right w:val="single" w:sz="8" w:space="0" w:color="31849B"/>
             </w:tcBorders>
-            <w:shd w:val="clear" w:color="auto" w:fill="auto"/>
             <w:vAlign w:val="center"/>
             <w:hideMark/>
           </w:tcPr>
@@ -15691,7 +15509,6 @@
               <w:bottom w:val="single" w:sz="8" w:space="0" w:color="31849B"/>
               <w:right w:val="single" w:sz="8" w:space="0" w:color="31849B"/>
             </w:tcBorders>
-            <w:shd w:val="clear" w:color="auto" w:fill="auto"/>
             <w:vAlign w:val="center"/>
             <w:hideMark/>
           </w:tcPr>
@@ -15740,7 +15557,6 @@
               <w:bottom w:val="single" w:sz="6" w:space="0" w:color="31849B"/>
               <w:right w:val="single" w:sz="8" w:space="0" w:color="31849B"/>
             </w:tcBorders>
-            <w:shd w:val="clear" w:color="auto" w:fill="auto"/>
             <w:vAlign w:val="center"/>
             <w:hideMark/>
           </w:tcPr>
@@ -15776,7 +15592,6 @@
               <w:bottom w:val="single" w:sz="8" w:space="0" w:color="31849B"/>
               <w:right w:val="single" w:sz="6" w:space="0" w:color="31849B"/>
             </w:tcBorders>
-            <w:shd w:val="clear" w:color="auto" w:fill="auto"/>
             <w:vAlign w:val="center"/>
           </w:tcPr>
           <w:p>
@@ -15807,7 +15622,6 @@
               <w:bottom w:val="single" w:sz="8" w:space="0" w:color="31849B"/>
               <w:right w:val="single" w:sz="6" w:space="0" w:color="31849B"/>
             </w:tcBorders>
-            <w:shd w:val="clear" w:color="auto" w:fill="auto"/>
             <w:vAlign w:val="center"/>
           </w:tcPr>
           <w:p>
@@ -15854,7 +15668,6 @@
               <w:bottom w:val="single" w:sz="8" w:space="0" w:color="31849B"/>
               <w:right w:val="single" w:sz="8" w:space="0" w:color="31849B"/>
             </w:tcBorders>
-            <w:shd w:val="clear" w:color="auto" w:fill="auto"/>
             <w:vAlign w:val="center"/>
           </w:tcPr>
           <w:p>
@@ -15884,7 +15697,6 @@
               <w:bottom w:val="single" w:sz="6" w:space="0" w:color="31849B"/>
               <w:right w:val="single" w:sz="8" w:space="0" w:color="31849B"/>
             </w:tcBorders>
-            <w:shd w:val="clear" w:color="auto" w:fill="auto"/>
             <w:vAlign w:val="center"/>
           </w:tcPr>
           <w:p>
@@ -15920,7 +15732,6 @@
               <w:bottom w:val="single" w:sz="8" w:space="0" w:color="31849B"/>
               <w:right w:val="single" w:sz="6" w:space="0" w:color="31849B"/>
             </w:tcBorders>
-            <w:shd w:val="clear" w:color="auto" w:fill="auto"/>
             <w:vAlign w:val="center"/>
           </w:tcPr>
           <w:p>
@@ -15951,7 +15762,6 @@
               <w:bottom w:val="single" w:sz="8" w:space="0" w:color="31849B"/>
               <w:right w:val="single" w:sz="6" w:space="0" w:color="31849B"/>
             </w:tcBorders>
-            <w:shd w:val="clear" w:color="auto" w:fill="auto"/>
             <w:vAlign w:val="center"/>
           </w:tcPr>
           <w:p>
@@ -15982,7 +15792,6 @@
               <w:bottom w:val="single" w:sz="8" w:space="0" w:color="31849B"/>
               <w:right w:val="single" w:sz="8" w:space="0" w:color="31849B"/>
             </w:tcBorders>
-            <w:shd w:val="clear" w:color="auto" w:fill="auto"/>
             <w:vAlign w:val="center"/>
           </w:tcPr>
           <w:p>
@@ -16012,7 +15821,6 @@
               <w:bottom w:val="single" w:sz="8" w:space="0" w:color="31849B"/>
               <w:right w:val="single" w:sz="8" w:space="0" w:color="31849B"/>
             </w:tcBorders>
-            <w:shd w:val="clear" w:color="auto" w:fill="auto"/>
             <w:vAlign w:val="center"/>
           </w:tcPr>
           <w:p>
@@ -16203,7 +16011,27 @@
           <w:szCs w:val="20"/>
           <w:lang w:val="en-US" w:eastAsia="en-US"/>
         </w:rPr>
-        <w:t xml:space="preserve"> as a result of these testing activities at the time of writing.</w:t>
+        <w:t xml:space="preserve"> </w:t>
+      </w:r>
+      <w:proofErr w:type="gramStart"/>
+      <w:r>
+        <w:rPr>
+          <w:rFonts w:ascii="Century Gothic" w:hAnsi="Century Gothic"/>
+          <w:sz w:val="20"/>
+          <w:szCs w:val="20"/>
+          <w:lang w:val="en-US" w:eastAsia="en-US"/>
+        </w:rPr>
+        <w:t>as a result of</w:t>
+      </w:r>
+      <w:proofErr w:type="gramEnd"/>
+      <w:r>
+        <w:rPr>
+          <w:rFonts w:ascii="Century Gothic" w:hAnsi="Century Gothic"/>
+          <w:sz w:val="20"/>
+          <w:szCs w:val="20"/>
+          <w:lang w:val="en-US" w:eastAsia="en-US"/>
+        </w:rPr>
+        <w:t xml:space="preserve"> these testing activities at the time of writing.</w:t>
       </w:r>
     </w:p>
     <w:p>
@@ -16410,7 +16238,6 @@
               <w:bottom w:val="single" w:sz="8" w:space="0" w:color="31849B"/>
               <w:right w:val="single" w:sz="8" w:space="0" w:color="31849B"/>
             </w:tcBorders>
-            <w:shd w:val="clear" w:color="auto" w:fill="auto"/>
             <w:vAlign w:val="center"/>
             <w:hideMark/>
           </w:tcPr>
@@ -16442,7 +16269,6 @@
               <w:bottom w:val="single" w:sz="8" w:space="0" w:color="31849B"/>
               <w:right w:val="single" w:sz="8" w:space="0" w:color="31849B"/>
             </w:tcBorders>
-            <w:shd w:val="clear" w:color="auto" w:fill="auto"/>
             <w:vAlign w:val="center"/>
             <w:hideMark/>
           </w:tcPr>
@@ -16490,7 +16316,6 @@
               <w:bottom w:val="single" w:sz="8" w:space="0" w:color="31849B"/>
               <w:right w:val="single" w:sz="8" w:space="0" w:color="31849B"/>
             </w:tcBorders>
-            <w:shd w:val="clear" w:color="auto" w:fill="auto"/>
             <w:vAlign w:val="center"/>
             <w:hideMark/>
           </w:tcPr>
@@ -16531,7 +16356,6 @@
               <w:bottom w:val="single" w:sz="8" w:space="0" w:color="31849B"/>
               <w:right w:val="single" w:sz="8" w:space="0" w:color="31849B"/>
             </w:tcBorders>
-            <w:shd w:val="clear" w:color="auto" w:fill="auto"/>
             <w:vAlign w:val="center"/>
             <w:hideMark/>
           </w:tcPr>
@@ -16926,7 +16750,6 @@
               <w:bottom w:val="single" w:sz="8" w:space="0" w:color="31849B"/>
               <w:right w:val="single" w:sz="8" w:space="0" w:color="31849B"/>
             </w:tcBorders>
-            <w:shd w:val="clear" w:color="auto" w:fill="auto"/>
             <w:vAlign w:val="center"/>
             <w:hideMark/>
           </w:tcPr>
@@ -16958,7 +16781,6 @@
               <w:bottom w:val="single" w:sz="8" w:space="0" w:color="31849B"/>
               <w:right w:val="single" w:sz="8" w:space="0" w:color="31849B"/>
             </w:tcBorders>
-            <w:shd w:val="clear" w:color="auto" w:fill="auto"/>
             <w:vAlign w:val="center"/>
             <w:hideMark/>
           </w:tcPr>
@@ -16990,7 +16812,6 @@
               <w:bottom w:val="single" w:sz="8" w:space="0" w:color="31849B"/>
               <w:right w:val="single" w:sz="8" w:space="0" w:color="31849B"/>
             </w:tcBorders>
-            <w:shd w:val="clear" w:color="auto" w:fill="auto"/>
             <w:vAlign w:val="center"/>
             <w:hideMark/>
           </w:tcPr>
@@ -17065,7 +16886,6 @@
               <w:bottom w:val="single" w:sz="8" w:space="0" w:color="31849B"/>
               <w:right w:val="single" w:sz="8" w:space="0" w:color="31849B"/>
             </w:tcBorders>
-            <w:shd w:val="clear" w:color="auto" w:fill="auto"/>
             <w:vAlign w:val="center"/>
           </w:tcPr>
           <w:p>
@@ -17088,7 +16908,6 @@
               <w:bottom w:val="single" w:sz="8" w:space="0" w:color="31849B"/>
               <w:right w:val="single" w:sz="8" w:space="0" w:color="31849B"/>
             </w:tcBorders>
-            <w:shd w:val="clear" w:color="auto" w:fill="auto"/>
             <w:vAlign w:val="center"/>
             <w:hideMark/>
           </w:tcPr>
@@ -17282,7 +17101,6 @@
               <w:bottom w:val="single" w:sz="8" w:space="0" w:color="31849B"/>
               <w:right w:val="single" w:sz="8" w:space="0" w:color="31849B"/>
             </w:tcBorders>
-            <w:shd w:val="clear" w:color="auto" w:fill="auto"/>
             <w:vAlign w:val="center"/>
             <w:hideMark/>
           </w:tcPr>
@@ -17314,7 +17132,6 @@
               <w:bottom w:val="single" w:sz="8" w:space="0" w:color="31849B"/>
               <w:right w:val="single" w:sz="8" w:space="0" w:color="31849B"/>
             </w:tcBorders>
-            <w:shd w:val="clear" w:color="auto" w:fill="auto"/>
             <w:vAlign w:val="center"/>
             <w:hideMark/>
           </w:tcPr>
@@ -17346,7 +17163,6 @@
               <w:bottom w:val="single" w:sz="8" w:space="0" w:color="31849B"/>
               <w:right w:val="single" w:sz="8" w:space="0" w:color="31849B"/>
             </w:tcBorders>
-            <w:shd w:val="clear" w:color="auto" w:fill="auto"/>
             <w:vAlign w:val="center"/>
             <w:hideMark/>
           </w:tcPr>
@@ -17405,7 +17221,6 @@
               <w:bottom w:val="single" w:sz="8" w:space="0" w:color="31849B"/>
               <w:right w:val="single" w:sz="8" w:space="0" w:color="31849B"/>
             </w:tcBorders>
-            <w:shd w:val="clear" w:color="auto" w:fill="auto"/>
             <w:vAlign w:val="center"/>
           </w:tcPr>
           <w:p>
@@ -17428,7 +17243,6 @@
               <w:bottom w:val="single" w:sz="8" w:space="0" w:color="31849B"/>
               <w:right w:val="single" w:sz="8" w:space="0" w:color="31849B"/>
             </w:tcBorders>
-            <w:shd w:val="clear" w:color="auto" w:fill="auto"/>
             <w:vAlign w:val="center"/>
             <w:hideMark/>
           </w:tcPr>
@@ -19360,10 +19174,10 @@
       </w:r>
       <w:r>
         <w:object w:dxaOrig="1543" w:dyaOrig="998" w14:anchorId="532011D5">
-          <v:shape id="_x0000_i1029" type="#_x0000_t75" style="width:79.5pt;height:50.1pt" o:ole="">
+          <v:shape id="_x0000_i1029" type="#_x0000_t75" style="width:79.45pt;height:50.25pt" o:ole="">
             <v:imagedata r:id="rId25" o:title=""/>
           </v:shape>
-          <o:OLEObject Type="Embed" ProgID="AcroExch.Document.DC" ShapeID="_x0000_i1029" DrawAspect="Icon" ObjectID="_1821525420" r:id="rId26"/>
+          <o:OLEObject Type="Embed" ProgID="Acrobat.Document.DC" ShapeID="_x0000_i1029" DrawAspect="Icon" ObjectID="_1838360407" r:id="rId26"/>
         </w:object>
       </w:r>
       <w:r>
@@ -19371,10 +19185,10 @@
       </w:r>
       <w:r>
         <w:object w:dxaOrig="1543" w:dyaOrig="998" w14:anchorId="045F1637">
-          <v:shape id="_x0000_i1030" type="#_x0000_t75" style="width:79.5pt;height:50.1pt" o:ole="">
+          <v:shape id="_x0000_i1030" type="#_x0000_t75" style="width:79.45pt;height:50.25pt" o:ole="">
             <v:imagedata r:id="rId27" o:title=""/>
           </v:shape>
-          <o:OLEObject Type="Embed" ProgID="AcroExch.Document.DC" ShapeID="_x0000_i1030" DrawAspect="Icon" ObjectID="_1821525421" r:id="rId28"/>
+          <o:OLEObject Type="Embed" ProgID="Acrobat.Document.DC" ShapeID="_x0000_i1030" DrawAspect="Icon" ObjectID="_1838360408" r:id="rId28"/>
         </w:object>
       </w:r>
     </w:p>
@@ -19461,19 +19275,19 @@
         </w:rPr>
         <w:t xml:space="preserve">    </w:t>
       </w:r>
-      <w:bookmarkStart w:id="56" w:name="_MON_1798456325"/>
+      <w:bookmarkStart w:id="56" w:name="_MON_1800873708"/>
       <w:bookmarkEnd w:id="56"/>
-      <w:bookmarkStart w:id="57" w:name="_MON_1800873708"/>
+      <w:bookmarkStart w:id="57" w:name="_MON_1798456325"/>
       <w:bookmarkEnd w:id="57"/>
       <w:r>
         <w:rPr>
           <w:color w:val="FF0000"/>
         </w:rPr>
-        <w:object w:dxaOrig="1543" w:dyaOrig="998" w14:anchorId="36B050C3">
-          <v:shape id="_x0000_i1031" type="#_x0000_t75" style="width:77pt;height:50.1pt" o:ole="">
+        <w:object w:dxaOrig="1360" w:dyaOrig="880" w14:anchorId="36B050C3">
+          <v:shape id="_x0000_i1039" type="#_x0000_t75" style="width:67.9pt;height:44.15pt" o:ole="">
             <v:imagedata r:id="rId29" o:title=""/>
           </v:shape>
-          <o:OLEObject Type="Embed" ProgID="Excel.Sheet.12" ShapeID="_x0000_i1031" DrawAspect="Icon" ObjectID="_1821525422" r:id="rId30"/>
+          <o:OLEObject Type="Embed" ProgID="Excel.Sheet.12" ShapeID="_x0000_i1039" DrawAspect="Icon" ObjectID="_1838360409" r:id="rId30"/>
         </w:object>
       </w:r>
       <w:r>
@@ -19491,10 +19305,10 @@
           <w:color w:val="FF0000"/>
         </w:rPr>
         <w:object w:dxaOrig="1543" w:dyaOrig="998" w14:anchorId="3A03287F">
-          <v:shape id="_x0000_i1032" type="#_x0000_t75" style="width:79.5pt;height:50.1pt" o:ole="">
+          <v:shape id="_x0000_i1032" type="#_x0000_t75" style="width:79.45pt;height:50.25pt" o:ole="">
             <v:imagedata r:id="rId31" o:title=""/>
           </v:shape>
-          <o:OLEObject Type="Embed" ProgID="Word.Document.12" ShapeID="_x0000_i1032" DrawAspect="Icon" ObjectID="_1821525423" r:id="rId32">
+          <o:OLEObject Type="Embed" ProgID="Word.Document.12" ShapeID="_x0000_i1032" DrawAspect="Icon" ObjectID="_1838360410" r:id="rId32">
             <o:FieldCodes>\s</o:FieldCodes>
           </o:OLEObject>
         </w:object>
@@ -19512,10 +19326,10 @@
           <w:color w:val="FF0000"/>
         </w:rPr>
         <w:object w:dxaOrig="1543" w:dyaOrig="998" w14:anchorId="393DDB07">
-          <v:shape id="_x0000_i1033" type="#_x0000_t75" style="width:75.75pt;height:50.1pt" o:ole="">
+          <v:shape id="_x0000_i1033" type="#_x0000_t75" style="width:76.1pt;height:50.25pt" o:ole="">
             <v:imagedata r:id="rId33" o:title=""/>
           </v:shape>
-          <o:OLEObject Type="Embed" ProgID="Excel.Sheet.12" ShapeID="_x0000_i1033" DrawAspect="Icon" ObjectID="_1821525424" r:id="rId34"/>
+          <o:OLEObject Type="Embed" ProgID="Excel.Sheet.12" ShapeID="_x0000_i1033" DrawAspect="Icon" ObjectID="_1838360411" r:id="rId34"/>
         </w:object>
       </w:r>
     </w:p>
@@ -19563,10 +19377,10 @@
           <w:color w:val="FF0000"/>
         </w:rPr>
         <w:object w:dxaOrig="1543" w:dyaOrig="998" w14:anchorId="3C8CF5D6">
-          <v:shape id="_x0000_i1034" type="#_x0000_t75" style="width:79.5pt;height:50.1pt" o:ole="">
+          <v:shape id="_x0000_i1034" type="#_x0000_t75" style="width:79.45pt;height:50.25pt" o:ole="">
             <v:imagedata r:id="rId35" o:title=""/>
           </v:shape>
-          <o:OLEObject Type="Embed" ProgID="Excel.Sheet.12" ShapeID="_x0000_i1034" DrawAspect="Icon" ObjectID="_1821525425" r:id="rId36"/>
+          <o:OLEObject Type="Embed" ProgID="Excel.Sheet.12" ShapeID="_x0000_i1034" DrawAspect="Icon" ObjectID="_1838360412" r:id="rId36"/>
         </w:object>
       </w:r>
     </w:p>
@@ -19644,10 +19458,10 @@
           <w:color w:val="FF0000"/>
         </w:rPr>
         <w:object w:dxaOrig="1543" w:dyaOrig="998" w14:anchorId="44CFB35D">
-          <v:shape id="_x0000_i1035" type="#_x0000_t75" style="width:79.5pt;height:50.1pt" o:ole="">
+          <v:shape id="_x0000_i1035" type="#_x0000_t75" style="width:79.45pt;height:50.25pt" o:ole="">
             <v:imagedata r:id="rId37" o:title=""/>
           </v:shape>
-          <o:OLEObject Type="Embed" ProgID="Word.Document.12" ShapeID="_x0000_i1035" DrawAspect="Icon" ObjectID="_1821525426" r:id="rId38">
+          <o:OLEObject Type="Embed" ProgID="Word.Document.12" ShapeID="_x0000_i1035" DrawAspect="Icon" ObjectID="_1838360413" r:id="rId38">
             <o:FieldCodes>\s</o:FieldCodes>
           </o:OLEObject>
         </w:object>
@@ -20429,7 +20243,6 @@
         <w:tc>
           <w:tcPr>
             <w:tcW w:w="1438" w:type="dxa"/>
-            <w:shd w:val="clear" w:color="auto" w:fill="auto"/>
           </w:tcPr>
           <w:p>
             <w:pPr>
@@ -20451,7 +20264,6 @@
         <w:tc>
           <w:tcPr>
             <w:tcW w:w="8201" w:type="dxa"/>
-            <w:shd w:val="clear" w:color="auto" w:fill="auto"/>
           </w:tcPr>
           <w:p>
             <w:pPr>
@@ -20479,7 +20291,6 @@
         <w:tc>
           <w:tcPr>
             <w:tcW w:w="1438" w:type="dxa"/>
-            <w:shd w:val="clear" w:color="auto" w:fill="auto"/>
           </w:tcPr>
           <w:p>
             <w:pPr>
@@ -20501,7 +20312,6 @@
         <w:tc>
           <w:tcPr>
             <w:tcW w:w="8201" w:type="dxa"/>
-            <w:shd w:val="clear" w:color="auto" w:fill="auto"/>
           </w:tcPr>
           <w:p>
             <w:pPr>
@@ -20529,7 +20339,6 @@
         <w:tc>
           <w:tcPr>
             <w:tcW w:w="1438" w:type="dxa"/>
-            <w:shd w:val="clear" w:color="auto" w:fill="auto"/>
           </w:tcPr>
           <w:p>
             <w:pPr>
@@ -20551,7 +20360,6 @@
         <w:tc>
           <w:tcPr>
             <w:tcW w:w="8201" w:type="dxa"/>
-            <w:shd w:val="clear" w:color="auto" w:fill="auto"/>
           </w:tcPr>
           <w:p>
             <w:pPr>
@@ -20579,7 +20387,6 @@
         <w:tc>
           <w:tcPr>
             <w:tcW w:w="1438" w:type="dxa"/>
-            <w:shd w:val="clear" w:color="auto" w:fill="auto"/>
           </w:tcPr>
           <w:p>
             <w:pPr>
@@ -20605,7 +20412,6 @@
         <w:tc>
           <w:tcPr>
             <w:tcW w:w="8201" w:type="dxa"/>
-            <w:shd w:val="clear" w:color="auto" w:fill="auto"/>
           </w:tcPr>
           <w:p>
             <w:pPr>
@@ -20633,7 +20439,6 @@
         <w:tc>
           <w:tcPr>
             <w:tcW w:w="1438" w:type="dxa"/>
-            <w:shd w:val="clear" w:color="auto" w:fill="auto"/>
           </w:tcPr>
           <w:p>
             <w:pPr>
@@ -20655,7 +20460,6 @@
         <w:tc>
           <w:tcPr>
             <w:tcW w:w="8201" w:type="dxa"/>
-            <w:shd w:val="clear" w:color="auto" w:fill="auto"/>
           </w:tcPr>
           <w:p>
             <w:pPr>
@@ -20683,7 +20487,6 @@
         <w:tc>
           <w:tcPr>
             <w:tcW w:w="1438" w:type="dxa"/>
-            <w:shd w:val="clear" w:color="auto" w:fill="auto"/>
           </w:tcPr>
           <w:p>
             <w:pPr>
@@ -20705,7 +20508,6 @@
         <w:tc>
           <w:tcPr>
             <w:tcW w:w="8201" w:type="dxa"/>
-            <w:shd w:val="clear" w:color="auto" w:fill="auto"/>
           </w:tcPr>
           <w:p>
             <w:pPr>
@@ -20729,7 +20531,6 @@
         <w:tc>
           <w:tcPr>
             <w:tcW w:w="1438" w:type="dxa"/>
-            <w:shd w:val="clear" w:color="auto" w:fill="auto"/>
           </w:tcPr>
           <w:p>
             <w:pPr>
@@ -20751,7 +20552,6 @@
         <w:tc>
           <w:tcPr>
             <w:tcW w:w="8201" w:type="dxa"/>
-            <w:shd w:val="clear" w:color="auto" w:fill="auto"/>
           </w:tcPr>
           <w:p>
             <w:pPr>
@@ -20775,7 +20575,6 @@
         <w:tc>
           <w:tcPr>
             <w:tcW w:w="1438" w:type="dxa"/>
-            <w:shd w:val="clear" w:color="auto" w:fill="auto"/>
           </w:tcPr>
           <w:p>
             <w:pPr>
@@ -20797,7 +20596,6 @@
         <w:tc>
           <w:tcPr>
             <w:tcW w:w="8201" w:type="dxa"/>
-            <w:shd w:val="clear" w:color="auto" w:fill="auto"/>
           </w:tcPr>
           <w:p>
             <w:pPr>
@@ -26950,9 +26748,6 @@
     <w:trPr>
       <w:cantSplit/>
     </w:trPr>
-    <w:tcPr>
-      <w:shd w:val="clear" w:color="auto" w:fill="auto"/>
-    </w:tcPr>
     <w:tblStylePr w:type="firstRow">
       <w:pPr>
         <w:wordWrap/>
@@ -27421,6 +27216,35 @@
 </file>
 
 <file path=customXml/item1.xml><?xml version="1.0" encoding="utf-8"?>
+<p:properties xmlns:p="http://schemas.microsoft.com/office/2006/metadata/properties" xmlns:xsi="http://www.w3.org/2001/XMLSchema-instance" xmlns:pc="http://schemas.microsoft.com/office/infopath/2007/PartnerControls">
+  <documentManagement>
+    <TaxCatchAll xmlns="26313d5c-23c9-455c-97dd-7e1ac6919db0" xsi:nil="true"/>
+    <lcf76f155ced4ddcb4097134ff3c332f xmlns="cc486dad-39bf-4d55-9b20-c89d466c9391">
+      <Terms xmlns="http://schemas.microsoft.com/office/infopath/2007/PartnerControls"/>
+    </lcf76f155ced4ddcb4097134ff3c332f>
+    <_Flow_SignoffStatus xmlns="cc486dad-39bf-4d55-9b20-c89d466c9391">Approved</_Flow_SignoffStatus>
+  </documentManagement>
+</p:properties>
+</file>
+
+<file path=customXml/item2.xml><?xml version="1.0" encoding="utf-8"?>
+<b:Sources xmlns:b="http://schemas.openxmlformats.org/officeDocument/2006/bibliography" xmlns="http://schemas.openxmlformats.org/officeDocument/2006/bibliography" SelectedStyle="\APA.XSL" StyleName="APA"/>
+</file>
+
+<file path=customXml/item3.xml><?xml version="1.0" encoding="utf-8"?>
+<?mso-contentType ?>
+<FormTemplates xmlns="http://schemas.microsoft.com/sharepoint/v3/contenttype/forms">
+  <Display>DocumentLibraryForm</Display>
+  <Edit>DocumentLibraryForm</Edit>
+  <New>DocumentLibraryForm</New>
+</FormTemplates>
+</file>
+
+<file path=customXml/item4.xml><?xml version="1.0" encoding="utf-8"?>
+<LongProperties xmlns="http://schemas.microsoft.com/office/2006/metadata/longProperties"/>
+</file>
+
+<file path=customXml/item5.xml><?xml version="1.0" encoding="utf-8"?>
 <ct:contentTypeSchema xmlns:ct="http://schemas.microsoft.com/office/2006/metadata/contentType" xmlns:ma="http://schemas.microsoft.com/office/2006/metadata/properties/metaAttributes" ct:_="" ma:_="" ma:contentTypeName="Document" ma:contentTypeID="0x0101005623D98E38FEF6478129FBE21405D3B1" ma:contentTypeVersion="16" ma:contentTypeDescription="Create a new document." ma:contentTypeScope="" ma:versionID="03a82d2870c2d923be23af47f79fa0ff">
   <xsd:schema xmlns:xsd="http://www.w3.org/2001/XMLSchema" xmlns:xs="http://www.w3.org/2001/XMLSchema" xmlns:p="http://schemas.microsoft.com/office/2006/metadata/properties" xmlns:ns2="cc486dad-39bf-4d55-9b20-c89d466c9391" xmlns:ns3="26313d5c-23c9-455c-97dd-7e1ac6919db0" targetNamespace="http://schemas.microsoft.com/office/2006/metadata/properties" ma:root="true" ma:fieldsID="894fa8e2f3e9b60fe4180bdc71f19153" ns2:_="" ns3:_="">
     <xsd:import namespace="cc486dad-39bf-4d55-9b20-c89d466c9391"/>
@@ -27661,36 +27485,48 @@
 </ct:contentTypeSchema>
 </file>
 
-<file path=customXml/item2.xml><?xml version="1.0" encoding="utf-8"?>
-<LongProperties xmlns="http://schemas.microsoft.com/office/2006/metadata/longProperties"/>
+<file path=customXml/itemProps1.xml><?xml version="1.0" encoding="utf-8"?>
+<ds:datastoreItem xmlns:ds="http://schemas.openxmlformats.org/officeDocument/2006/customXml" ds:itemID="{216457AA-CE06-4E71-B35E-A7A71FEA710A}">
+  <ds:schemaRefs>
+    <ds:schemaRef ds:uri="http://schemas.microsoft.com/office/infopath/2007/PartnerControls"/>
+    <ds:schemaRef ds:uri="26313d5c-23c9-455c-97dd-7e1ac6919db0"/>
+    <ds:schemaRef ds:uri="http://purl.org/dc/elements/1.1/"/>
+    <ds:schemaRef ds:uri="http://www.w3.org/XML/1998/namespace"/>
+    <ds:schemaRef ds:uri="http://schemas.microsoft.com/office/2006/documentManagement/types"/>
+    <ds:schemaRef ds:uri="http://purl.org/dc/terms/"/>
+    <ds:schemaRef ds:uri="http://purl.org/dc/dcmitype/"/>
+    <ds:schemaRef ds:uri="cc486dad-39bf-4d55-9b20-c89d466c9391"/>
+    <ds:schemaRef ds:uri="http://schemas.openxmlformats.org/package/2006/metadata/core-properties"/>
+    <ds:schemaRef ds:uri="http://schemas.microsoft.com/office/2006/metadata/properties"/>
+  </ds:schemaRefs>
+</ds:datastoreItem>
 </file>
 
-<file path=customXml/item3.xml><?xml version="1.0" encoding="utf-8"?>
-<?mso-contentType ?>
-<FormTemplates xmlns="http://schemas.microsoft.com/sharepoint/v3/contenttype/forms">
-  <Display>DocumentLibraryForm</Display>
-  <Edit>DocumentLibraryForm</Edit>
-  <New>DocumentLibraryForm</New>
-</FormTemplates>
+<file path=customXml/itemProps2.xml><?xml version="1.0" encoding="utf-8"?>
+<ds:datastoreItem xmlns:ds="http://schemas.openxmlformats.org/officeDocument/2006/customXml" ds:itemID="{011D1F9A-4274-43E0-8E84-22D47493DF67}">
+  <ds:schemaRefs>
+    <ds:schemaRef ds:uri="http://schemas.openxmlformats.org/officeDocument/2006/bibliography"/>
+  </ds:schemaRefs>
+</ds:datastoreItem>
 </file>
 
-<file path=customXml/item4.xml><?xml version="1.0" encoding="utf-8"?>
-<b:Sources xmlns:b="http://schemas.openxmlformats.org/officeDocument/2006/bibliography" xmlns="http://schemas.openxmlformats.org/officeDocument/2006/bibliography" SelectedStyle="\APA.XSL" StyleName="APA"/>
+<file path=customXml/itemProps3.xml><?xml version="1.0" encoding="utf-8"?>
+<ds:datastoreItem xmlns:ds="http://schemas.openxmlformats.org/officeDocument/2006/customXml" ds:itemID="{2B00EE46-A88A-4C38-8F56-1AEA7FC1A402}">
+  <ds:schemaRefs>
+    <ds:schemaRef ds:uri="http://schemas.microsoft.com/sharepoint/v3/contenttype/forms"/>
+  </ds:schemaRefs>
+</ds:datastoreItem>
 </file>
 
-<file path=customXml/item5.xml><?xml version="1.0" encoding="utf-8"?>
-<p:properties xmlns:p="http://schemas.microsoft.com/office/2006/metadata/properties" xmlns:xsi="http://www.w3.org/2001/XMLSchema-instance" xmlns:pc="http://schemas.microsoft.com/office/infopath/2007/PartnerControls">
-  <documentManagement>
-    <TaxCatchAll xmlns="26313d5c-23c9-455c-97dd-7e1ac6919db0" xsi:nil="true"/>
-    <lcf76f155ced4ddcb4097134ff3c332f xmlns="cc486dad-39bf-4d55-9b20-c89d466c9391">
-      <Terms xmlns="http://schemas.microsoft.com/office/infopath/2007/PartnerControls"/>
-    </lcf76f155ced4ddcb4097134ff3c332f>
-    <_Flow_SignoffStatus xmlns="cc486dad-39bf-4d55-9b20-c89d466c9391">Approved</_Flow_SignoffStatus>
-  </documentManagement>
-</p:properties>
+<file path=customXml/itemProps4.xml><?xml version="1.0" encoding="utf-8"?>
+<ds:datastoreItem xmlns:ds="http://schemas.openxmlformats.org/officeDocument/2006/customXml" ds:itemID="{FAC59612-1317-4790-B3B9-A789E1031877}">
+  <ds:schemaRefs>
+    <ds:schemaRef ds:uri="http://schemas.microsoft.com/office/2006/metadata/longProperties"/>
+  </ds:schemaRefs>
+</ds:datastoreItem>
 </file>
 
-<file path=customXml/itemProps1.xml><?xml version="1.0" encoding="utf-8"?>
+<file path=customXml/itemProps5.xml><?xml version="1.0" encoding="utf-8"?>
 <ds:datastoreItem xmlns:ds="http://schemas.openxmlformats.org/officeDocument/2006/customXml" ds:itemID="{3ADE8AEA-FC43-489E-BD40-B0897CDCC336}">
   <ds:schemaRefs>
     <ds:schemaRef ds:uri="http://schemas.microsoft.com/office/2006/metadata/contentType"/>
@@ -27707,45 +27543,4 @@
     <ds:schemaRef ds:uri="http://schemas.microsoft.com/internal/obd"/>
   </ds:schemaRefs>
 </ds:datastoreItem>
-</file>
-
-<file path=customXml/itemProps2.xml><?xml version="1.0" encoding="utf-8"?>
-<ds:datastoreItem xmlns:ds="http://schemas.openxmlformats.org/officeDocument/2006/customXml" ds:itemID="{FAC59612-1317-4790-B3B9-A789E1031877}">
-  <ds:schemaRefs>
-    <ds:schemaRef ds:uri="http://schemas.microsoft.com/office/2006/metadata/longProperties"/>
-  </ds:schemaRefs>
-</ds:datastoreItem>
-</file>
-
-<file path=customXml/itemProps3.xml><?xml version="1.0" encoding="utf-8"?>
-<ds:datastoreItem xmlns:ds="http://schemas.openxmlformats.org/officeDocument/2006/customXml" ds:itemID="{2B00EE46-A88A-4C38-8F56-1AEA7FC1A402}">
-  <ds:schemaRefs>
-    <ds:schemaRef ds:uri="http://schemas.microsoft.com/sharepoint/v3/contenttype/forms"/>
-  </ds:schemaRefs>
-</ds:datastoreItem>
-</file>
-
-<file path=customXml/itemProps4.xml><?xml version="1.0" encoding="utf-8"?>
-<ds:datastoreItem xmlns:ds="http://schemas.openxmlformats.org/officeDocument/2006/customXml" ds:itemID="{011D1F9A-4274-43E0-8E84-22D47493DF67}">
-  <ds:schemaRefs>
-    <ds:schemaRef ds:uri="http://schemas.openxmlformats.org/officeDocument/2006/bibliography"/>
-  </ds:schemaRefs>
-</ds:datastoreItem>
-</file>
-
-<file path=customXml/itemProps5.xml><?xml version="1.0" encoding="utf-8"?>
-<ds:datastoreItem xmlns:ds="http://schemas.openxmlformats.org/officeDocument/2006/customXml" ds:itemID="{216457AA-CE06-4E71-B35E-A7A71FEA710A}">
-  <ds:schemaRefs>
-    <ds:schemaRef ds:uri="http://schemas.microsoft.com/office/infopath/2007/PartnerControls"/>
-    <ds:schemaRef ds:uri="26313d5c-23c9-455c-97dd-7e1ac6919db0"/>
-    <ds:schemaRef ds:uri="http://purl.org/dc/elements/1.1/"/>
-    <ds:schemaRef ds:uri="http://www.w3.org/XML/1998/namespace"/>
-    <ds:schemaRef ds:uri="http://schemas.microsoft.com/office/2006/documentManagement/types"/>
-    <ds:schemaRef ds:uri="http://purl.org/dc/terms/"/>
-    <ds:schemaRef ds:uri="http://purl.org/dc/dcmitype/"/>
-    <ds:schemaRef ds:uri="cc486dad-39bf-4d55-9b20-c89d466c9391"/>
-    <ds:schemaRef ds:uri="http://schemas.openxmlformats.org/package/2006/metadata/core-properties"/>
-    <ds:schemaRef ds:uri="http://schemas.microsoft.com/office/2006/metadata/properties"/>
-  </ds:schemaRefs>
-</ds:datastoreItem>
 </file>